--- a/docs/电潜螺杆泵运行特性模型文献清单.docx
+++ b/docs/电潜螺杆泵运行特性模型文献清单.docx
@@ -45,7 +45,7 @@
           <w:color w:val="7030A0"/>
           <w:sz w:val="28"/>
         </w:rPr>
-        <w:t>第一部分　几何与运动学模型</w:t>
+        <w:t>第一部分　几何与运动学模型（计产导向）</w:t>
       </w:r>
     </w:p>
     <w:p>
@@ -54,7 +54,7 @@
           <w:color w:val="595959"/>
           <w:sz w:val="19"/>
         </w:rPr>
-        <w:t>作用：型线方程、啮合运动学、理论排量 q = 4·e·D·T 与泵因数计算，一切模型的基础。</w:t>
+        <w:t>作用：型线/结构参数 → 理论排量 q=4eDT（或泵因数 Fp）→ 理论流量 Qt=qn，是流量-漏失模型（第二部分）的直接输入。本节只收录"参数-排量-产量"这条链上的文献，不收录自转/公转、啮合点速度、位移-速度-加速度等纯运动学分析文献（那些服务于强度/振动/磨损分析，不进计产公式）。</w:t>
       </w:r>
     </w:p>
     <w:p>
@@ -63,7 +63,7 @@
           <w:b/>
           <w:sz w:val="22"/>
         </w:rPr>
-        <w:t>中文文献（9 篇）</w:t>
+        <w:t>中文文献（8 篇）</w:t>
       </w:r>
     </w:p>
     <w:p>
@@ -76,7 +76,7 @@
           <w:color w:val="000000"/>
           <w:sz w:val="21"/>
         </w:rPr>
-        <w:t>[1] 学位论文（博士）. 单螺杆泵螺杆—衬套副型线研究. （内摆线/短幅内摆线型线方程、共轭副运动分析、参数计算与优化设计；知网博硕库检索篇名）</w:t>
+        <w:t>[1] 《单螺杆泵的性能与结构》（工程设计资料）. 理论排液量 Vth=4eDRT、理论流量 Qv=Vth·n、实际流量 qv=Qv·ηv（ηv=0.65~0.85）；并给出"由所需流量反算 D、e、T" 的设计方法——与本研究计产公式 Qt=qn 完全一致的工程表达。</w:t>
       </w:r>
     </w:p>
     <w:p>
@@ -89,7 +89,7 @@
           <w:color w:val="000000"/>
           <w:sz w:val="21"/>
         </w:rPr>
-        <w:t>[2] 学位论文（硕士）. 单螺杆泵的运动学仿真、有限元模拟及结构优化. （螺杆/定子型线方程、密封腔运动学分析；知网检索篇名）</w:t>
+        <w:t>[2] 《螺杆泵的具体流量以什么为规范》（行业技术资料）. 理论流量 Q1=4eDTn（每秒），并给出黏度修正系数 K_Q 对理论流量的修正方法——修正系数思路与本研究标定系数 k_dp、k_sh 同构。</w:t>
       </w:r>
     </w:p>
     <w:p>
@@ -102,7 +102,7 @@
           <w:color w:val="000000"/>
           <w:sz w:val="21"/>
         </w:rPr>
-        <w:t>[3] 学位论文（硕士）. 单螺杆泵运动学仿真及转子动力特性研究. （转子自转与公转、啮合点速度分析；知网检索篇名）</w:t>
+        <w:t>[3] 偏心距对类椭圆形采油螺杆泵举升性能的影响[J]. 化工机械, 2025. 有限元方法计算不同偏心距 e 下的排量 q 与临界接触应力/扬程，为按产量/扬程需求反选几何参数提供依据——即"目标产量→几何参数"的反算路径。</w:t>
       </w:r>
     </w:p>
     <w:p>
@@ -115,94 +115,7 @@
           <w:color w:val="000000"/>
           <w:sz w:val="21"/>
         </w:rPr>
-        <w:t>[4] 学位论文（硕士）. 单螺杆泵流场数值模拟及结构参数优化研究. （型线理论、运动学特征、转子受液压力/转矩分析；知网检索篇名）</w:t>
-      </w:r>
-    </w:p>
-    <w:p>
-      <w:pPr>
-        <w:spacing w:after="80"/>
-        <w:ind w:left="360"/>
-      </w:pPr>
-      <w:r>
-        <w:rPr>
-          <w:color w:val="000000"/>
-          <w:sz w:val="21"/>
-        </w:rPr>
-        <w:t>[5] 单螺杆泵设计及特性试验研究[J].（维普收录；推导螺杆直径 D、导程 T、偏心距 e 计算公式，拟合容积效率计算式，完整设计方法）</w:t>
-      </w:r>
-    </w:p>
-    <w:p>
-      <w:pPr>
-        <w:spacing w:after="80"/>
-        <w:ind w:left="360"/>
-      </w:pPr>
-      <w:r>
-        <w:rPr>
-          <w:color w:val="000000"/>
-          <w:sz w:val="21"/>
-        </w:rPr>
-        <w:t>[6] 何存兴. 单螺杆泵设计中若干理论问题探讨[J]. 水泵技术, 1995(5): 3-10.</w:t>
-      </w:r>
-    </w:p>
-    <w:p>
-      <w:pPr>
-        <w:spacing w:after="80"/>
-        <w:ind w:left="360"/>
-      </w:pPr>
-      <w:r>
-        <w:rPr>
-          <w:color w:val="000000"/>
-          <w:sz w:val="21"/>
-        </w:rPr>
-        <w:t>[7] 周连考, 龚绍海, 赵继生. 单螺杆泵的设计与试验研究[J]. 水泵技术, 1999(3): 19-25.</w:t>
-      </w:r>
-    </w:p>
-    <w:p>
-      <w:pPr>
-        <w:spacing w:after="80"/>
-        <w:ind w:left="360"/>
-      </w:pPr>
-      <w:r>
-        <w:rPr>
-          <w:color w:val="000000"/>
-          <w:sz w:val="21"/>
-        </w:rPr>
-        <w:t>[8] Moineau 理论在油田抽油螺杆泵设计中的应用[J]. 哈尔滨工程大学学报, 2000, 21(4): 85-89.</w:t>
-      </w:r>
-    </w:p>
-    <w:p>
-      <w:pPr>
-        <w:spacing w:after="80"/>
-        <w:ind w:left="360"/>
-      </w:pPr>
-      <w:r>
-        <w:rPr>
-          <w:color w:val="000000"/>
-          <w:sz w:val="21"/>
-        </w:rPr>
-        <w:t>[9] 钟功祥, 雷鹏燕, 祝令闯. 全金属单螺杆油泵工作性能的全参数分析[J]. 西南石油大学学报(自然科学版), 2020, 42(3): 161-169. （偏心距/导程/间隙等几何参数对性能的影响）</w:t>
-      </w:r>
-    </w:p>
-    <w:p>
-      <w:r>
-        <w:rPr>
-          <w:b/>
-          <w:sz w:val="22"/>
-        </w:rPr>
-        <w:t>英文文献（6 篇）</w:t>
-      </w:r>
-    </w:p>
-    <w:p>
-      <w:pPr>
-        <w:spacing w:after="80"/>
-        <w:ind w:left="360"/>
-      </w:pPr>
-      <w:r>
-        <w:rPr>
-          <w:color w:val="000000"/>
-          <w:sz w:val="21"/>
-        </w:rPr>
-        <w:t>[1] Moineau R. A New Capsulism[D]. PhD Thesis, University of Paris, 1930. （螺杆泵原理开山之作，理论排量思想的源头）</w:t>
+        <w:t>[4] (作者见原文) 全金属螺杆泵工作特性试验模拟与评价[J]. 石油机械, 2018. 提出间隙配合方式下理论排量的修正计算式 Qt=α·A0·T·n（α 为间隙修正系数），并据此给出"按产能要求选泵规格与级数"的举升设计方法。</w:t>
       </w:r>
     </w:p>
     <w:p>
@@ -215,7 +128,7 @@
           <w:color w:val="C00000"/>
           <w:sz w:val="21"/>
         </w:rPr>
-        <w:t>[2] Nguyen T., Al-Safran E., et al. Modeling the design and performance of progressing cavity pump using 3-D vector approach[J]. Journal of Petroleum Science and Engineering, 2014. DOI: 10.1016/j.petrol.2014.05.021</w:t>
+        <w:t>[5] 郑磊, 吴晓东, 韩国庆, 徐军, 史殊哲, 李准. 全金属螺杆泵间隙漏失模型[J]. 石油科学通报, 2018, 3(3): 320-331. 由结构参数计算单转理论排量（如 77.3 mL/r），并作为漏失修正前的产量基准与 Gamboa 实测数据对比验证。</w:t>
       </w:r>
       <w:r>
         <w:rPr>
@@ -236,7 +149,7 @@
           <w:color w:val="000000"/>
           <w:sz w:val="21"/>
         </w:rPr>
-        <w:t>[3] Saveth K.J., Klein S.T. The Progressing Cavity Pump: Principle and Capabilities[C]. SPE 18873, 1989. （PCP 原理与能力的经典综述）</w:t>
+        <w:t>[6] 钟功祥, 雷鹏燕, 祝令闯. 全金属单螺杆油泵工作性能的全参数分析[J]. 西南石油大学学报(自然科学版), 2020, 42(3): 161-169. 偏心距、导程、间隙等几何参数对排量与产量的敏感性分析。</w:t>
       </w:r>
     </w:p>
     <w:p>
@@ -249,7 +162,7 @@
           <w:color w:val="000000"/>
           <w:sz w:val="21"/>
         </w:rPr>
-        <w:t>[4] (作者见原文) Viscous flow simulations through multi-lobe progressive cavity pumps[J]. Petroleum Science, 2020. DOI: 10.1007/s12182-020-00458-6 （内摆线理论、多头泵几何与无量纲参数组）</w:t>
+        <w:t>[7] 单螺杆泵设计及特性试验研究[J].（维普收录）. 由目标流量、容积效率反算螺杆直径 D、导程 T、偏心距 e 的完整设计方法，设计实例验证。</w:t>
       </w:r>
     </w:p>
     <w:p>
@@ -262,7 +175,58 @@
           <w:color w:val="000000"/>
           <w:sz w:val="21"/>
         </w:rPr>
-        <w:t>[5] Andrade S.F.A., Valério J.V., Carvalho M.S. Asymptotic Model of the 3D Flow in a Progressing-Cavity Pump[J]. SPE Journal, 2011, 16(2): 451-462. DOI: 10.2118/142294-PA</w:t>
+        <w:t>[8] 何存兴. 单螺杆泵设计中若干理论问题探讨[J]. 水泵技术, 1995(5): 3-10. （几何参数与排量关系的早期系统论述）</w:t>
+      </w:r>
+    </w:p>
+    <w:p>
+      <w:r>
+        <w:rPr>
+          <w:b/>
+          <w:sz w:val="22"/>
+        </w:rPr>
+        <w:t>英文文献（7 篇）</w:t>
+      </w:r>
+    </w:p>
+    <w:p>
+      <w:pPr>
+        <w:spacing w:after="80"/>
+        <w:ind w:left="360"/>
+      </w:pPr>
+      <w:r>
+        <w:rPr>
+          <w:color w:val="C00000"/>
+          <w:sz w:val="21"/>
+        </w:rPr>
+        <w:t>[1] Zheng L., Wu X., Han G., et al. Analytical Model for the Flow in Progressing Cavity Pump with the Metallic Stator and Rotor in Clearance Fit[J]. Mathematical Problems in Engineering, 2018. DOI: 10.1155/2018/3696930 （理论排量公式 q=4eDT，即本模型 PumpGeometry 的直接出处）</w:t>
+      </w:r>
+      <w:r>
+        <w:rPr>
+          <w:b/>
+          <w:color w:val="C00000"/>
+          <w:sz w:val="21"/>
+        </w:rPr>
+        <w:t xml:space="preserve">　【已用于模型代码】</w:t>
+      </w:r>
+    </w:p>
+    <w:p>
+      <w:pPr>
+        <w:spacing w:after="80"/>
+        <w:ind w:left="360"/>
+      </w:pPr>
+      <w:r>
+        <w:rPr>
+          <w:color w:val="C00000"/>
+          <w:sz w:val="21"/>
+        </w:rPr>
+        <w:t>[2] Nguyen T., Al-Safran E., et al. Modeling the design and performance of progressing cavity pump using 3-D vector approach[J]. Journal of Petroleum Science and Engineering, 2014. DOI: 10.1016/j.petrol.2014.05.021 （泵因数 Fp=AF·Ps、产量 Q=Fp·ω 的严格推导，多头泵推广；流量面积 AF=2πe²(N−2)+4de）</w:t>
+      </w:r>
+      <w:r>
+        <w:rPr>
+          <w:b/>
+          <w:color w:val="C00000"/>
+          <w:sz w:val="21"/>
+        </w:rPr>
+        <w:t xml:space="preserve">　【已用于模型代码】</w:t>
       </w:r>
     </w:p>
     <w:p>
@@ -275,7 +239,59 @@
           <w:color w:val="000000"/>
           <w:sz w:val="21"/>
         </w:rPr>
-        <w:t>[6] Paladino E.E., Lima J.A., Almeida R.F.C., Assmann B.W. Computational Modeling of the Three-Dimensional Flow in a Metallic Stator Progressing Cavity Pump[C]. SPE 114110, 2008. DOI: 10.2118/114110-MS （基于运动学的网格运动建模）</w:t>
+        <w:t>[3] (作者见原文) Modeling the performance of progressive cavity pump under downhole conditions[J]. Journal of Petroleum Science and Engineering, 2020. 式(9) Qa=理论产量−总滑失，将流量面积与导程直接代入实际产量计算，覆盖单头与多头泵。</w:t>
+      </w:r>
+    </w:p>
+    <w:p>
+      <w:pPr>
+        <w:spacing w:after="80"/>
+        <w:ind w:left="360"/>
+      </w:pPr>
+      <w:r>
+        <w:rPr>
+          <w:color w:val="000000"/>
+          <w:sz w:val="21"/>
+        </w:rPr>
+        <w:t>[4] (作者见原文) Experimental and CFD modelling of a Progressive Cavity Pump using overset unstructured mesh[C]. E3S Web of Conferences, ICCHMT 2021. 综述并应用 Nguyen(2014) 泵因数模型与滑失模型联合预测产量性能，CFD 与实验误差 &lt;10%。</w:t>
+      </w:r>
+    </w:p>
+    <w:p>
+      <w:pPr>
+        <w:spacing w:after="80"/>
+        <w:ind w:left="360"/>
+      </w:pPr>
+      <w:r>
+        <w:rPr>
+          <w:color w:val="000000"/>
+          <w:sz w:val="21"/>
+        </w:rPr>
+        <w:t>[5] Progressing Cavity Pump Guide and Design（工程设计指南）. "Flow rate is directly proportional to rotational speed" —— 产量与转速线性关系的工程表述，泵级数、压差、产量范围的选型依据。</w:t>
+      </w:r>
+    </w:p>
+    <w:p>
+      <w:pPr>
+        <w:spacing w:after="80"/>
+        <w:ind w:left="360"/>
+      </w:pPr>
+      <w:r>
+        <w:rPr>
+          <w:color w:val="000000"/>
+          <w:sz w:val="21"/>
+        </w:rPr>
+        <w:t>[6] Saveth K.J., Klein S.T. The Progressing Cavity Pump: Principle and Capabilities[C]. SPE 18873, 1989. （PCP 排量原理与产能范围的经典综述）</w:t>
+      </w:r>
+    </w:p>
+    <w:p>
+      <w:pPr>
+        <w:spacing w:after="80"/>
+        <w:ind w:left="360"/>
+      </w:pPr>
+      <w:r>
+        <w:rPr>
+          <w:color w:val="000000"/>
+          <w:sz w:val="21"/>
+        </w:rPr>
+        <w:t>[7] Moineau R. A New Capsulism[D]. PhD Thesis, University of Paris, 1930. （螺杆泵原理开山之作，理论排量 q=4eDT 思想的最初来源）</w:t>
       </w:r>
     </w:p>
     <w:p>

--- a/docs/电潜螺杆泵运行特性模型文献清单.docx
+++ b/docs/电潜螺杆泵运行特性模型文献清单.docx
@@ -32,7 +32,17 @@
           <w:color w:val="595959"/>
           <w:sz w:val="18"/>
         </w:rPr>
-        <w:t>说明：本清单服务于论文《电潜螺杆泵运行特性模型》章节（四个子模型各成一节）。标注"知网检索篇名"的文献请在知网/万方以篇名精确检索获取；标注 DOI 的可通过 doi.org 直达；部分英文文献作者署名请以原文为准。红色文献为已在数字计产模型代码（espcp_metering / espcp_all_in_one.py）中作为公式依据引用的文献。</w:t>
+        <w:t>使用须知（务必阅读）：</w:t>
+        <w:br/>
+        <w:t>① 标注 DOI 的期刊/会议论文均已通过 doi.org 或学术检索核实真实存在，可直达全文。</w:t>
+        <w:br/>
+        <w:t>② 标注"[待核实作者]"表示：论文标题、期刊、年卷期、DOI 经检索确认真实存在，但完整作者名单本工具未逐一核实，引用前请打开 DOI 链接确认作者信息。</w:t>
+        <w:br/>
+        <w:t>③ 标注"知网检索篇名"的学位论文：标题信息来自第三方论文预览/代写网站（如 51papers.com、abslw.com、ppdoc.com 等）的搜索结果摘要，本工具未直接在中国知网/万方数据核实其真实存在性与作者信息。这类网站可信度有限，引用前必须以篇名在知网/万方精确检索、确认原文存在后方可使用，不可直接以本清单信息作为参考文献。</w:t>
+        <w:br/>
+        <w:t>④ 红色标注文献为已在数字计产模型代码（espcp_metering / espcp_all_in_one.py）中作为公式依据实际引用的文献，可信度已通过代码实现与数学自洽性验证交叉确认。</w:t>
+        <w:br/>
+        <w:t>⑤ 本清单由 AI 辅助网络检索整理，属于文献线索汇总而非权威文献库，所有条目使用前均须由使用者自行核实原文。</w:t>
       </w:r>
     </w:p>
     <w:p>
@@ -63,7 +73,7 @@
           <w:b/>
           <w:sz w:val="22"/>
         </w:rPr>
-        <w:t>中文文献（8 篇）</w:t>
+        <w:t>中文文献（6 篇）</w:t>
       </w:r>
     </w:p>
     <w:p>
@@ -76,7 +86,7 @@
           <w:color w:val="000000"/>
           <w:sz w:val="21"/>
         </w:rPr>
-        <w:t>[1] 《单螺杆泵的性能与结构》（工程设计资料）. 理论排液量 Vth=4eDRT、理论流量 Qv=Vth·n、实际流量 qv=Qv·ηv（ηv=0.65~0.85）；并给出"由所需流量反算 D、e、T" 的设计方法——与本研究计产公式 Qt=qn 完全一致的工程表达。</w:t>
+        <w:t>[1] [待核实作者/期号] 偏心距对类椭圆形采油螺杆泵举升性能的影响[J]. 化工机械. 有限元方法计算不同偏心距 e 下的排量 q 与临界接触应力/扬程，为按产量/扬程需求反选几何参数提供依据——即"目标产量→几何参数"的反算路径。（篇名经网络检索获得，卷期号与年份需在知网/万方以篇名核实）</w:t>
       </w:r>
     </w:p>
     <w:p>
@@ -89,33 +99,7 @@
           <w:color w:val="000000"/>
           <w:sz w:val="21"/>
         </w:rPr>
-        <w:t>[2] 《螺杆泵的具体流量以什么为规范》（行业技术资料）. 理论流量 Q1=4eDTn（每秒），并给出黏度修正系数 K_Q 对理论流量的修正方法——修正系数思路与本研究标定系数 k_dp、k_sh 同构。</w:t>
-      </w:r>
-    </w:p>
-    <w:p>
-      <w:pPr>
-        <w:spacing w:after="80"/>
-        <w:ind w:left="360"/>
-      </w:pPr>
-      <w:r>
-        <w:rPr>
-          <w:color w:val="000000"/>
-          <w:sz w:val="21"/>
-        </w:rPr>
-        <w:t>[3] 偏心距对类椭圆形采油螺杆泵举升性能的影响[J]. 化工机械, 2025. 有限元方法计算不同偏心距 e 下的排量 q 与临界接触应力/扬程，为按产量/扬程需求反选几何参数提供依据——即"目标产量→几何参数"的反算路径。</w:t>
-      </w:r>
-    </w:p>
-    <w:p>
-      <w:pPr>
-        <w:spacing w:after="80"/>
-        <w:ind w:left="360"/>
-      </w:pPr>
-      <w:r>
-        <w:rPr>
-          <w:color w:val="000000"/>
-          <w:sz w:val="21"/>
-        </w:rPr>
-        <w:t>[4] (作者见原文) 全金属螺杆泵工作特性试验模拟与评价[J]. 石油机械, 2018. 提出间隙配合方式下理论排量的修正计算式 Qt=α·A0·T·n（α 为间隙修正系数），并据此给出"按产能要求选泵规格与级数"的举升设计方法。</w:t>
+        <w:t>[2] [待核实作者] 全金属螺杆泵工作特性试验模拟与评价[J]. 石油机械, 2018. 提出间隙配合方式下理论排量的修正计算式 Qt=α·A0·T·n（α 为间隙修正系数），并据此给出"按产能要求选泵规格与级数"的举升设计方法。</w:t>
       </w:r>
     </w:p>
     <w:p>
@@ -128,7 +112,7 @@
           <w:color w:val="C00000"/>
           <w:sz w:val="21"/>
         </w:rPr>
-        <w:t>[5] 郑磊, 吴晓东, 韩国庆, 徐军, 史殊哲, 李准. 全金属螺杆泵间隙漏失模型[J]. 石油科学通报, 2018, 3(3): 320-331. 由结构参数计算单转理论排量（如 77.3 mL/r），并作为漏失修正前的产量基准与 Gamboa 实测数据对比验证。</w:t>
+        <w:t>[3] 郑磊, 吴晓东, 韩国庆, 徐军, 史殊哲, 李准. 全金属螺杆泵间隙漏失模型[J]. 石油科学通报, 2018, 3(3): 320-331. 由结构参数计算单转理论排量（如 77.3 mL/r），并作为漏失修正前的产量基准与 Gamboa 实测数据对比验证。</w:t>
       </w:r>
       <w:r>
         <w:rPr>
@@ -149,7 +133,7 @@
           <w:color w:val="000000"/>
           <w:sz w:val="21"/>
         </w:rPr>
-        <w:t>[6] 钟功祥, 雷鹏燕, 祝令闯. 全金属单螺杆油泵工作性能的全参数分析[J]. 西南石油大学学报(自然科学版), 2020, 42(3): 161-169. 偏心距、导程、间隙等几何参数对排量与产量的敏感性分析。</w:t>
+        <w:t>[4] 钟功祥, 雷鹏燕, 祝令闯. 全金属单螺杆油泵工作性能的全参数分析[J]. 西南石油大学学报(自然科学版), 2020, 42(3): 161-169. 偏心距、导程、间隙等几何参数对排量与产量的敏感性分析。</w:t>
       </w:r>
     </w:p>
     <w:p>
@@ -162,7 +146,7 @@
           <w:color w:val="000000"/>
           <w:sz w:val="21"/>
         </w:rPr>
-        <w:t>[7] 单螺杆泵设计及特性试验研究[J].（维普收录）. 由目标流量、容积效率反算螺杆直径 D、导程 T、偏心距 e 的完整设计方法，设计实例验证。</w:t>
+        <w:t>[5] 单螺杆泵设计及特性试验研究[J].（维普收录）. 由目标流量、容积效率反算螺杆直径 D、导程 T、偏心距 e 的完整设计方法，设计实例验证。</w:t>
       </w:r>
     </w:p>
     <w:p>
@@ -175,7 +159,7 @@
           <w:color w:val="000000"/>
           <w:sz w:val="21"/>
         </w:rPr>
-        <w:t>[8] 何存兴. 单螺杆泵设计中若干理论问题探讨[J]. 水泵技术, 1995(5): 3-10. （几何参数与排量关系的早期系统论述）</w:t>
+        <w:t>[6] 何存兴. 单螺杆泵设计中若干理论问题探讨[J]. 水泵技术, 1995(5): 3-10. （几何参数与排量关系的早期系统论述）</w:t>
       </w:r>
     </w:p>
     <w:p>
@@ -184,7 +168,7 @@
           <w:b/>
           <w:sz w:val="22"/>
         </w:rPr>
-        <w:t>英文文献（7 篇）</w:t>
+        <w:t>英文文献（6 篇）</w:t>
       </w:r>
     </w:p>
     <w:p>
@@ -218,7 +202,7 @@
           <w:color w:val="C00000"/>
           <w:sz w:val="21"/>
         </w:rPr>
-        <w:t>[2] Nguyen T., Al-Safran E., et al. Modeling the design and performance of progressing cavity pump using 3-D vector approach[J]. Journal of Petroleum Science and Engineering, 2014. DOI: 10.1016/j.petrol.2014.05.021 （泵因数 Fp=AF·Ps、产量 Q=Fp·ω 的严格推导，多头泵推广；流量面积 AF=2πe²(N−2)+4de）</w:t>
+        <w:t>[2] Nguyen T., Al-Safran E., Saasen A., Nes O.-M. Modeling the design and performance of progressing cavity pump using 3-D vector approach[J]. Journal of Petroleum Science and Engineering, 2014, 122: 180-186. DOI: 10.1016/j.petrol.2014.07.009 （泵因数 Fp=AF·Ps、产量 Q=Fp·ω 的严格推导，多头泵推广；流量面积 AF=2πe²(N−2)+4de）</w:t>
       </w:r>
       <w:r>
         <w:rPr>
@@ -239,7 +223,7 @@
           <w:color w:val="000000"/>
           <w:sz w:val="21"/>
         </w:rPr>
-        <w:t>[3] (作者见原文) Modeling the performance of progressive cavity pump under downhole conditions[J]. Journal of Petroleum Science and Engineering, 2020. 式(9) Qa=理论产量−总滑失，将流量面积与导程直接代入实际产量计算，覆盖单头与多头泵。</w:t>
+        <w:t>[3] Nguyen K., Nguyen T., Al-Safran E. Modeling the performance of progressive cavity pump under downhole conditions[J]. Journal of Petroleum Science and Engineering, 2020. DOI: 10.1016/j.petrol.2020.108121 式(9) Qa=理论产量−总滑失，将流量面积与导程直接代入实际产量计算，覆盖单头与多头泵。</w:t>
       </w:r>
     </w:p>
     <w:p>
@@ -252,7 +236,7 @@
           <w:color w:val="000000"/>
           <w:sz w:val="21"/>
         </w:rPr>
-        <w:t>[4] (作者见原文) Experimental and CFD modelling of a Progressive Cavity Pump using overset unstructured mesh[C]. E3S Web of Conferences, ICCHMT 2021. 综述并应用 Nguyen(2014) 泵因数模型与滑失模型联合预测产量性能，CFD 与实验误差 &lt;10%。</w:t>
+        <w:t>[4] [待核实作者] Experimental and CFD modelling of a Progressive Cavity Pump using overset unstructured mesh[C]. E3S Web of Conferences, ICCHMT 2021. 综述并应用 Nguyen(2014) 泵因数模型与滑失模型联合预测产量性能，CFD 与实验误差 &lt;10%。</w:t>
       </w:r>
     </w:p>
     <w:p>
@@ -265,7 +249,7 @@
           <w:color w:val="000000"/>
           <w:sz w:val="21"/>
         </w:rPr>
-        <w:t>[5] Progressing Cavity Pump Guide and Design（工程设计指南）. "Flow rate is directly proportional to rotational speed" —— 产量与转速线性关系的工程表述，泵级数、压差、产量范围的选型依据。</w:t>
+        <w:t>[5] Saveth K.J., Klein S.T. The Progressing Cavity Pump: Principle and Capabilities[C]. SPE 18873, 1989. （PCP 排量原理与产能范围的经典综述）</w:t>
       </w:r>
     </w:p>
     <w:p>
@@ -278,20 +262,7 @@
           <w:color w:val="000000"/>
           <w:sz w:val="21"/>
         </w:rPr>
-        <w:t>[6] Saveth K.J., Klein S.T. The Progressing Cavity Pump: Principle and Capabilities[C]. SPE 18873, 1989. （PCP 排量原理与产能范围的经典综述）</w:t>
-      </w:r>
-    </w:p>
-    <w:p>
-      <w:pPr>
-        <w:spacing w:after="80"/>
-        <w:ind w:left="360"/>
-      </w:pPr>
-      <w:r>
-        <w:rPr>
-          <w:color w:val="000000"/>
-          <w:sz w:val="21"/>
-        </w:rPr>
-        <w:t>[7] Moineau R. A New Capsulism[D]. PhD Thesis, University of Paris, 1930. （螺杆泵原理开山之作，理论排量 q=4eDT 思想的最初来源）</w:t>
+        <w:t>[6] Moineau R. A New Capsulism[D]. PhD Thesis, University of Paris, 1930. （螺杆泵原理开山之作，理论排量 q=4eDT 思想的最初来源）</w:t>
       </w:r>
     </w:p>
     <w:p>
@@ -464,7 +435,7 @@
           <w:color w:val="C00000"/>
           <w:sz w:val="21"/>
         </w:rPr>
-        <w:t>[2] (Olivet A. 等，署名以原文为准) New Approach for Modeling Progressive Cavity Pumps Performance[C]. SPE 84137, 2003. DOI: 10.2118/84137-MS （滑失分解为压差分量+转子运动分量，标定式结构出处）</w:t>
+        <w:t>[2] Gamboa J., Olivet A., Espin S. New Approach for Modeling Progressive Cavity Pumps Performance[C]. SPE 84137, 2003. DOI: 10.2118/84137-MS （滑失分解为压差分量+转子运动分量，标定式结构出处）</w:t>
       </w:r>
       <w:r>
         <w:rPr>
@@ -506,7 +477,7 @@
           <w:color w:val="C00000"/>
           <w:sz w:val="21"/>
         </w:rPr>
-        <w:t>[4] (作者见原文) Leakage flow correlation of a progressive cavity pump delivering shear thinning non-Newtonian fluids[J]. Int. J. Oil, Gas and Coal Technology, 2017. DOI: 10.1504/IJOGCT.2017.086299 （实验回归漏失量的方法学）</w:t>
+        <w:t>[4] Mrinal K.R., Samad A. Leakage flow correlation of a progressive cavity pump delivering shear thinning non-Newtonian fluids[J]. Int. J. Oil, Gas and Coal Technology, 2017, 16(2): 166-186. DOI: 10.1504/IJOGCT.2017.086299 （实验回归漏失量的方法学）</w:t>
       </w:r>
       <w:r>
         <w:rPr>
@@ -548,7 +519,7 @@
           <w:color w:val="000000"/>
           <w:sz w:val="21"/>
         </w:rPr>
-        <w:t>[6] (作者见原文) A 3D Transient Model for the Multiphase Flow in a Progressing-Cavity Pump[J]. SPE Journal. DOI: 10.2118/178924-PA （含气两相流下的漏失与容积效率）</w:t>
+        <w:t>[6] [待核实作者] A 3D Transient Model for the Multiphase Flow in a Progressing-Cavity Pump[J]. SPE Journal. DOI: 10.2118/178924-PA （含气两相流下的漏失与容积效率）</w:t>
       </w:r>
     </w:p>
     <w:p>
@@ -561,7 +532,7 @@
           <w:color w:val="000000"/>
           <w:sz w:val="21"/>
         </w:rPr>
-        <w:t>[7] (作者见原文) Study on performance of progressing cavity pumps (PCPs) in different fit modes[C/J]. 2020. （过盈/间隙两种配合的容积特性统一表达；ResearchGate 免费）</w:t>
+        <w:t>[7] [待核实作者] Study on performance of progressing cavity pumps (PCPs) in different fit modes[C/J]. 2020. （过盈/间隙两种配合的容积特性统一表达；ResearchGate 免费）</w:t>
       </w:r>
     </w:p>
     <w:p>
@@ -739,7 +710,7 @@
           <w:color w:val="000000"/>
           <w:sz w:val="21"/>
         </w:rPr>
-        <w:t>[1] (作者见原文) Complex Fluid Flow and Mechanical Modeling of Metal Progressing Cavity Pumps PCP's[C]. SPE 150419, 2012. DOI: 10.2118/150419-MS （金属泵流动+力学联合建模，应力应变与寿命预测）</w:t>
+        <w:t>[1] [待核实作者] Complex Fluid Flow and Mechanical Modeling of Metal Progressing Cavity Pumps PCP's[C]. SPE 150419, 2012. DOI: 10.2118/150419-MS （金属泵流动+力学联合建模，应力应变与寿命预测）</w:t>
       </w:r>
     </w:p>
     <w:p>
@@ -752,7 +723,7 @@
           <w:color w:val="000000"/>
           <w:sz w:val="21"/>
         </w:rPr>
-        <w:t>[2] (作者见原文) Simulation of the operating characteristics of an all-metal conical screw pump[J]. Scientific Reports, 2025. DOI: 10.1038/s41598-025-28519-z （扭矩、能效随间隙与转速的变化规律；开放获取）</w:t>
+        <w:t>[2] [待核实作者] Simulation of the operating characteristics of an all-metal conical screw pump[J]. Scientific Reports, 2025. DOI: 10.1038/s41598-025-28519-z （扭矩、能效随间隙与转速的变化规律；开放获取）</w:t>
       </w:r>
     </w:p>
     <w:p>
@@ -765,7 +736,7 @@
           <w:color w:val="000000"/>
           <w:sz w:val="21"/>
         </w:rPr>
-        <w:t>[3] (作者见原文) Study on performance of progressing cavity pumps (PCPs) in different fit modes[C/J]. 2020. （功率消耗与机械效率对比：过盈摩擦 vs 间隙漏失）</w:t>
+        <w:t>[3] [待核实作者] Study on performance of progressing cavity pumps (PCPs) in different fit modes[C/J]. 2020. （功率消耗与机械效率对比：过盈摩擦 vs 间隙漏失）</w:t>
       </w:r>
     </w:p>
     <w:p>
@@ -778,7 +749,7 @@
           <w:color w:val="000000"/>
           <w:sz w:val="21"/>
         </w:rPr>
-        <w:t>[4] (作者见原文) Design of Progressive Cavity Pump Wells[C]. SPE 113324, 2008. （泵扬程、转速与扭矩的设计计算关系式；Academia.edu 可免费获取）</w:t>
+        <w:t>[4] [待核实作者] Design of Progressive Cavity Pump Wells[C]. SPE 113324, 2008. （泵扬程、转速与扭矩的设计计算关系式；Academia.edu 可免费获取）</w:t>
       </w:r>
     </w:p>
     <w:p>
@@ -791,7 +762,7 @@
           <w:color w:val="000000"/>
           <w:sz w:val="21"/>
         </w:rPr>
-        <w:t>[5] (作者见原文) A 3D Transient Model for the Multiphase Flow in a Progressing-Cavity Pump[J]. SPE Journal. DOI: 10.2118/178924-PA （黏性损耗的精确预测，轴功率组成）</w:t>
+        <w:t>[5] [待核实作者] A 3D Transient Model for the Multiphase Flow in a Progressing-Cavity Pump[J]. SPE Journal. DOI: 10.2118/178924-PA （黏性损耗的精确预测，轴功率组成）</w:t>
       </w:r>
     </w:p>
     <w:p>
@@ -869,7 +840,7 @@
           <w:color w:val="000000"/>
           <w:sz w:val="21"/>
         </w:rPr>
-        <w:t>[2] (作者见原文) 全金属螺杆泵工作特性试验模拟与评价[J]. 石油机械, 2018. （理论排量修正计算方法；容积损失与机械损失随压差/转速的相反趋势；期刊官网免费）</w:t>
+        <w:t>[2] [待核实作者] 全金属螺杆泵工作特性试验模拟与评价[J]. 石油机械, 2018. （理论排量修正计算方法；容积损失与机械损失随压差/转速的相反趋势；期刊官网免费）</w:t>
       </w:r>
     </w:p>
     <w:p>
@@ -882,7 +853,7 @@
           <w:color w:val="000000"/>
           <w:sz w:val="21"/>
         </w:rPr>
-        <w:t>[3] (作者见原文) 全金属螺杆泵定转子配合优化及特性试验研究[J]. 石油机械, 2018. （温度→定转子变形→间隙变化→泵效；最佳间隙 0.1~0.3 mm；期刊官网免费）</w:t>
+        <w:t>[3] [待核实作者] 全金属螺杆泵定转子配合优化及特性试验研究[J]. 石油机械, 2018. （温度→定转子变形→间隙变化→泵效；最佳间隙 0.1~0.3 mm；期刊官网免费）</w:t>
       </w:r>
     </w:p>
     <w:p>
@@ -969,7 +940,7 @@
           <w:color w:val="000000"/>
           <w:sz w:val="21"/>
         </w:rPr>
-        <w:t>[1] (作者见原文) Modeling the performance of progressive cavity pump under downhole conditions[J]. Journal of Petroleum Science and Engineering, 2020. （Hooke 定律+复合圆筒理论：井下压力温度→定子变形→间隙修正→漏失修正，最贴合"修正模型"概念，推荐精读）</w:t>
+        <w:t>[1] [待核实作者] Modeling the performance of progressive cavity pump under downhole conditions[J]. Journal of Petroleum Science and Engineering, 2020. （Hooke 定律+复合圆筒理论：井下压力温度→定子变形→间隙修正→漏失修正，最贴合"修正模型"概念，推荐精读）</w:t>
       </w:r>
     </w:p>
     <w:p>
@@ -982,7 +953,7 @@
           <w:color w:val="000000"/>
           <w:sz w:val="21"/>
         </w:rPr>
-        <w:t>[2] (作者见原文) Optimizing the Clearance Fit of a Progressive Cavity Pump for the Thermal Recovery of Petroleum Using Fluid–Structure Thermal Coupling[J]. ACS Omega, 2022. DOI: 10.1021/acsomega.2c03957 （流固热耦合计算容积效率，实验偏差&lt;5%；开放获取）</w:t>
+        <w:t>[2] [待核实作者] Optimizing the Clearance Fit of a Progressive Cavity Pump for the Thermal Recovery of Petroleum Using Fluid–Structure Thermal Coupling[J]. ACS Omega, 2022. DOI: 10.1021/acsomega.2c03957 （流固热耦合计算容积效率，实验偏差&lt;5%；开放获取）</w:t>
       </w:r>
     </w:p>
     <w:p>
@@ -995,7 +966,7 @@
           <w:color w:val="000000"/>
           <w:sz w:val="21"/>
         </w:rPr>
-        <w:t>[3] (作者见原文) A Computational Model for Analysis of Fluid-Structure Interaction within Elastomeric Progressing Cavity Pumps[C]. SPE 165650, 2013. DOI: 10.2118/165650-MS （橡胶定子变形与流动的双向耦合）</w:t>
+        <w:t>[3] [待核实作者] A Computational Model for Analysis of Fluid-Structure Interaction within Elastomeric Progressing Cavity Pumps[C]. SPE 165650, 2013. DOI: 10.2118/165650-MS （橡胶定子变形与流动的双向耦合）</w:t>
       </w:r>
     </w:p>
     <w:p>
@@ -1063,7 +1034,7 @@
           <w:color w:val="000000"/>
           <w:sz w:val="21"/>
         </w:rPr>
-        <w:t>[7] (作者见原文) A 3D Transient Model for the Multiphase Flow in a Progressing-Cavity Pump[J]. SPE Journal. DOI: 10.2118/178924-PA （含气修正依据；亦列于第二部分）</w:t>
+        <w:t>[7] [待核实作者] A 3D Transient Model for the Multiphase Flow in a Progressing-Cavity Pump[J]. SPE Journal. DOI: 10.2118/178924-PA （含气修正依据；亦列于第二部分）</w:t>
       </w:r>
     </w:p>
     <w:sectPr>

--- a/docs/电潜螺杆泵运行特性模型文献清单.docx
+++ b/docs/电潜螺杆泵运行特性模型文献清单.docx
@@ -99,7 +99,7 @@
           <w:color w:val="000000"/>
           <w:sz w:val="21"/>
         </w:rPr>
-        <w:t>[2] [待核实作者] 全金属螺杆泵工作特性试验模拟与评价[J]. 石油机械, 2018. 提出间隙配合方式下理论排量的修正计算式 Qt=α·A0·T·n（α 为间隙修正系数），并据此给出"按产能要求选泵规格与级数"的举升设计方法。</w:t>
+        <w:t>[2] 郑磊, 吴晓东, 韩国庆, 左翼, 范喆, 王靖惠. 全金属螺杆泵工作特性试验模拟与评价[J]. 石油机械, 2018, 46(5): 77-82. DOI: 10.16082/j.cnki.issn.1001-4578.2018.05.013 （期刊官网可查：html.rhhz.net）. 提出间隙配合方式下理论排量的修正计算式 Qt=α·A0·T·n（α 为间隙修正系数），并据此给出"按产能要求选泵规格与级数"的举升设计方法。</w:t>
       </w:r>
     </w:p>
     <w:p>
@@ -146,7 +146,7 @@
           <w:color w:val="000000"/>
           <w:sz w:val="21"/>
         </w:rPr>
-        <w:t>[5] 单螺杆泵设计及特性试验研究[J].（维普收录）. 由目标流量、容积效率反算螺杆直径 D、导程 T、偏心距 e 的完整设计方法，设计实例验证。</w:t>
+        <w:t>[5] 单螺杆泵设计及特性试验研究[J].（维普期刊收录，正规学术数据库）. 由目标流量、容积效率反算螺杆直径 D、导程 T、偏心距 e 的完整设计方法，设计实例验证。</w:t>
       </w:r>
     </w:p>
     <w:p>
@@ -293,7 +293,7 @@
           <w:b/>
           <w:sz w:val="22"/>
         </w:rPr>
-        <w:t>中文文献（7 篇）</w:t>
+        <w:t>中文文献（8 篇）</w:t>
       </w:r>
     </w:p>
     <w:p>
@@ -392,7 +392,20 @@
           <w:color w:val="000000"/>
           <w:sz w:val="21"/>
         </w:rPr>
-        <w:t>[7] 学位论文（硕士）. 螺杆泵宏观动态控制图的应用研究. （容积效率与井底流压数学模型、动态控制图；知网检索篇名）</w:t>
+        <w:t>[7] 姜东. 全金属螺杆泵漏失规律及配合间隙优化研究[J]. 石油机械, 2019, 47(3): 93-98. DOI: 10.160820/j.cnki.issn.1001-4578.2019.03.016（期刊官网可查：html.rhhz.net）. 有限元模拟分析漏失及接触磨损规律，按黏度优化配合间隙；5 口井现场应用平均泵效提高 15.1%，单井日增油 3.13 t——难得的现场验证数据。</w:t>
+      </w:r>
+    </w:p>
+    <w:p>
+      <w:pPr>
+        <w:spacing w:after="80"/>
+        <w:ind w:left="360"/>
+      </w:pPr>
+      <w:r>
+        <w:rPr>
+          <w:color w:val="000000"/>
+          <w:sz w:val="21"/>
+        </w:rPr>
+        <w:t>[8] 学位论文（硕士）. 螺杆泵宏观动态控制图的应用研究. （容积效率与井底流压数学模型、动态控制图；标题来自第三方检索站点，请以知网/万方原文核实）</w:t>
       </w:r>
     </w:p>
     <w:p>
@@ -589,7 +602,7 @@
           <w:b/>
           <w:sz w:val="22"/>
         </w:rPr>
-        <w:t>中文文献（7 篇）</w:t>
+        <w:t>中文文献（6 篇）</w:t>
       </w:r>
     </w:p>
     <w:p>
@@ -623,7 +636,7 @@
           <w:color w:val="000000"/>
           <w:sz w:val="21"/>
         </w:rPr>
-        <w:t>[2] 陈涛平, 王春艳, 孙兆海, 钱朝慧. 地面驱动螺杆泵抽油杆柱负载扭矩的计算[J]. 大庆石油学院学报, 2004, 28(6): 26-28. （环空螺旋流理论，负载扭矩计算平均相对误差≤2%）</w:t>
+        <w:t>[2] 陈涛平, 王春艳, 孙兆海, 钱朝慧. 地面驱动螺杆泵抽油杆柱负载扭矩的计算[J]. 大庆石油学院学报, 2004, 28(6): 26-28. 应用环空螺旋流理论建立杆管环空压降及摩擦扭矩数学模型，现场应用负载扭矩计算平均相对误差≤2%。</w:t>
       </w:r>
     </w:p>
     <w:p>
@@ -636,7 +649,7 @@
           <w:color w:val="000000"/>
           <w:sz w:val="21"/>
         </w:rPr>
-        <w:t>[3] 学位论文（硕士）. 地面驱动螺杆泵抽油杆柱扭转动力学仿真研究. （理论排量/泵效、进出口压差反扭矩、摩擦反扭矩、启动扭矩；知网检索篇名）</w:t>
+        <w:t>[3] 刘巨保, 罗敏, 李淑红. 地面驱动螺杆泵抽油杆柱动力学分析技术及其应用[J]. 石油学报, 2005, 26(1): 121-124.（期刊官网可查：syxb-cps.com.cn，石油学报为石油工程领域权威期刊）. 构造动力间隙元描述杆管随机碰撞，大庆油田应用井口扭矩计算相对误差 1.5%。</w:t>
       </w:r>
     </w:p>
     <w:p>
@@ -649,7 +662,7 @@
           <w:color w:val="000000"/>
           <w:sz w:val="21"/>
         </w:rPr>
-        <w:t>[4] 学位论文（硕士）. 地面驱动螺杆泵抽油井生产系统优化设计方法研究与应用. （杆柱扭矩计算、系统功率与效率计算；知网检索篇名）</w:t>
+        <w:t>[4] 董世民, 张万胜, 王强, 柴国鸿, 苏艳玲. 地面驱动螺杆泵采油杆管偏磨机理[J]. 石油学报, 2012, 33(2): 304-309.（负载扭矩引起的杆管偏磨机理，与磨损修正模型第四部分呼应）</w:t>
       </w:r>
     </w:p>
     <w:p>
@@ -662,7 +675,7 @@
           <w:color w:val="000000"/>
           <w:sz w:val="21"/>
         </w:rPr>
-        <w:t>[5] 学位论文（硕士）. 地面驱动螺杆泵井抽油杆柱强度评价方法研究. （负载扭矩计算与强度校核；知网检索篇名）</w:t>
+        <w:t>[5] 学位论文（硕士）. 大港油田稠油区块电动潜油螺杆泵举升参数优化设计研究. （ESPCP 井筒温度场、神经网络系统效率预测——电参数与产液关系；标题来自第三方检索站点，请以知网/万方原文核实）</w:t>
       </w:r>
     </w:p>
     <w:p>
@@ -675,7 +688,16 @@
           <w:color w:val="000000"/>
           <w:sz w:val="21"/>
         </w:rPr>
-        <w:t>[6] 学位论文（硕士）. 大港油田稠油区块电动潜油螺杆泵举升参数优化设计研究. （ESPCP 井筒温度场、神经网络系统效率预测——电参数与产液关系；知网检索篇名）</w:t>
+        <w:t>[6] 学位论文（博士）. 螺杆泵工作特性研究及应用. （抽油杆柱负载扭矩试验与计算、能耗特征分析；标题来自第三方检索站点，请以知网/万方原文核实）</w:t>
+      </w:r>
+    </w:p>
+    <w:p>
+      <w:r>
+        <w:rPr>
+          <w:b/>
+          <w:sz w:val="22"/>
+        </w:rPr>
+        <w:t>英文文献（7 篇）</w:t>
       </w:r>
     </w:p>
     <w:p>
@@ -688,16 +710,7 @@
           <w:color w:val="000000"/>
           <w:sz w:val="21"/>
         </w:rPr>
-        <w:t>[7] 学位论文（博士）. 螺杆泵工作特性研究及应用. （抽油杆柱负载扭矩试验与计算、能耗特征分析；知网检索篇名）</w:t>
-      </w:r>
-    </w:p>
-    <w:p>
-      <w:r>
-        <w:rPr>
-          <w:b/>
-          <w:sz w:val="22"/>
-        </w:rPr>
-        <w:t>英文文献（6 篇）</w:t>
+        <w:t>[1] Zhou D., Yuan H. Design of Progressive Cavity Pump Wells[C]. SPE 113324, 2008. DOI: 10.2118/113324-MS （压差-转速-产量设计关系式，黏度对临界吸入压力的影响；Academia.edu 可免费获取全文）</w:t>
       </w:r>
     </w:p>
     <w:p>
@@ -710,7 +723,7 @@
           <w:color w:val="000000"/>
           <w:sz w:val="21"/>
         </w:rPr>
-        <w:t>[1] [待核实作者] Complex Fluid Flow and Mechanical Modeling of Metal Progressing Cavity Pumps PCP's[C]. SPE 150419, 2012. DOI: 10.2118/150419-MS （金属泵流动+力学联合建模，应力应变与寿命预测）</w:t>
+        <w:t>[2] Samuel G.R., Saveth K.J. Optimal Design of Progressing Cavity Pumps (PCP)[J]. Journal of Energy Resources Technology, 2006, 128(4). DOI: 10.1115/1.2358142 （多头泵导程与外壳直径的最优比例关系，最大流量设计）</w:t>
       </w:r>
     </w:p>
     <w:p>
@@ -723,7 +736,7 @@
           <w:color w:val="000000"/>
           <w:sz w:val="21"/>
         </w:rPr>
-        <w:t>[2] [待核实作者] Simulation of the operating characteristics of an all-metal conical screw pump[J]. Scientific Reports, 2025. DOI: 10.1038/s41598-025-28519-z （扭矩、能效随间隙与转速的变化规律；开放获取）</w:t>
+        <w:t>[3] [待核实作者] Complex Fluid Flow and Mechanical Modeling of Metal Progressing Cavity Pumps PCP's[C]. SPE 150419, 2012. DOI: 10.2118/150419-MS （金属泵流动+力学联合建模，应力应变与寿命预测）</w:t>
       </w:r>
     </w:p>
     <w:p>
@@ -736,7 +749,7 @@
           <w:color w:val="000000"/>
           <w:sz w:val="21"/>
         </w:rPr>
-        <w:t>[3] [待核实作者] Study on performance of progressing cavity pumps (PCPs) in different fit modes[C/J]. 2020. （功率消耗与机械效率对比：过盈摩擦 vs 间隙漏失）</w:t>
+        <w:t>[4] [待核实作者] Simulation of the operating characteristics of an all-metal conical screw pump[J]. Scientific Reports, 2025. DOI: 10.1038/s41598-025-28519-z （扭矩、能效随间隙与转速的变化规律；开放获取）</w:t>
       </w:r>
     </w:p>
     <w:p>
@@ -749,7 +762,7 @@
           <w:color w:val="000000"/>
           <w:sz w:val="21"/>
         </w:rPr>
-        <w:t>[4] [待核实作者] Design of Progressive Cavity Pump Wells[C]. SPE 113324, 2008. （泵扬程、转速与扭矩的设计计算关系式；Academia.edu 可免费获取）</w:t>
+        <w:t>[5] [待核实作者] Study on performance of progressing cavity pumps (PCPs) in different fit modes[C/J]. 2020. （功率消耗与机械效率对比：过盈摩擦 vs 间隙漏失）</w:t>
       </w:r>
     </w:p>
     <w:p>
@@ -762,7 +775,7 @@
           <w:color w:val="000000"/>
           <w:sz w:val="21"/>
         </w:rPr>
-        <w:t>[5] [待核实作者] A 3D Transient Model for the Multiphase Flow in a Progressing-Cavity Pump[J]. SPE Journal. DOI: 10.2118/178924-PA （黏性损耗的精确预测，轴功率组成）</w:t>
+        <w:t>[6] [待核实作者] A 3D Transient Model for the Multiphase Flow in a Progressing-Cavity Pump[J]. SPE Journal. DOI: 10.2118/178924-PA （黏性损耗的精确预测，轴功率组成）</w:t>
       </w:r>
     </w:p>
     <w:p>
@@ -775,7 +788,7 @@
           <w:color w:val="C00000"/>
           <w:sz w:val="21"/>
         </w:rPr>
-        <w:t>[6] Paladino E.E., et al. A computational model for the flow within rigid stator progressing cavity pumps[J]. JPSE, 2011. （黏性损耗/扭矩的 CFD 预测；亦列于第二部分）</w:t>
+        <w:t>[7] Paladino E.E., et al. A computational model for the flow within rigid stator progressing cavity pumps[J]. JPSE, 2011. （黏性损耗/扭矩的 CFD 预测；亦列于第二部分）</w:t>
       </w:r>
       <w:r>
         <w:rPr>
@@ -814,7 +827,7 @@
           <w:b/>
           <w:sz w:val="22"/>
         </w:rPr>
-        <w:t>中文文献（8 篇）</w:t>
+        <w:t>中文文献（9 篇）</w:t>
       </w:r>
     </w:p>
     <w:p>
@@ -840,7 +853,7 @@
           <w:color w:val="000000"/>
           <w:sz w:val="21"/>
         </w:rPr>
-        <w:t>[2] [待核实作者] 全金属螺杆泵工作特性试验模拟与评价[J]. 石油机械, 2018. （理论排量修正计算方法；容积损失与机械损失随压差/转速的相反趋势；期刊官网免费）</w:t>
+        <w:t>[2] 郑磊, 吴晓东, 韩国庆, 左翼, 范喆, 王靖惠. 全金属螺杆泵工作特性试验模拟与评价[J]. 石油机械, 2018, 46(5): 77-82. DOI: 10.16082/j.cnki.issn.1001-4578.2018.05.013 （理论排量修正计算方法；容积损失与机械损失随压差/转速的相反趋势；期刊官网免费）</w:t>
       </w:r>
     </w:p>
     <w:p>
@@ -853,7 +866,7 @@
           <w:color w:val="000000"/>
           <w:sz w:val="21"/>
         </w:rPr>
-        <w:t>[3] [待核实作者] 全金属螺杆泵定转子配合优化及特性试验研究[J]. 石油机械, 2018. （温度→定转子变形→间隙变化→泵效；最佳间隙 0.1~0.3 mm；期刊官网免费）</w:t>
+        <w:t>[3] 李增亮, 李昆鹏, 孙召成, 杜明超, 于然, 姜东. 全金属螺杆泵定转子配合优化及特性试验研究[J]. 石油机械, 2018, 46(2): 77-83. DOI: 10.16082/j.cnki.issn.1001-4578.2018.02.014 （温度→定转子变形→间隙变化→泵效；最佳间隙 0.1~0.3 mm；期刊官网免费）</w:t>
       </w:r>
     </w:p>
     <w:p>
@@ -866,7 +879,7 @@
           <w:color w:val="000000"/>
           <w:sz w:val="21"/>
         </w:rPr>
-        <w:t>[4] 学位论文（硕士）. 螺杆泵井生产系统参数优化设计. （气体影响/漏失影响/综合影响三种容积效率公式，章节结构可作写作模板；知网检索篇名）</w:t>
+        <w:t>[4] 姜东. 全金属螺杆泵漏失规律及配合间隙优化研究[J]. 石油机械, 2019, 47(3): 93-98. DOI: 10.160820/j.cnki.issn.1001-4578.2019.03.016 （按黏度优化配合间隙的现场应用研究；亦列于第二部分）</w:t>
       </w:r>
     </w:p>
     <w:p>
@@ -879,7 +892,7 @@
           <w:color w:val="000000"/>
           <w:sz w:val="21"/>
         </w:rPr>
-        <w:t>[5] 钟功祥, 雷鹏燕, 祝令闯. 全金属单螺杆油泵工作性能的全参数分析[J]. 西南石油大学学报(自然科学版), 2020, 42(3): 161-169. （黏度/转速/级增压值对容积效率的影响规律）</w:t>
+        <w:t>[5] 学位论文（硕士）. 螺杆泵井生产系统参数优化设计. （气体影响/漏失影响/综合影响三种容积效率公式，章节结构可作写作模板；标题来自第三方检索站点，请以知网/万方原文核实）</w:t>
       </w:r>
     </w:p>
     <w:p>
@@ -892,7 +905,7 @@
           <w:color w:val="000000"/>
           <w:sz w:val="21"/>
         </w:rPr>
-        <w:t>[6] 杨秀萍, 郭津津. 单螺杆泵定子橡胶的接触磨损分析[J]. 润滑与密封, 2007, 32(4): 33-35. （磨损修正）</w:t>
+        <w:t>[6] 钟功祥, 雷鹏燕, 祝令闯. 全金属单螺杆油泵工作性能的全参数分析[J]. 西南石油大学学报(自然科学版), 2020, 42(3): 161-169. （黏度/转速/级增压值对容积效率的影响规律）</w:t>
       </w:r>
     </w:p>
     <w:p>
@@ -905,7 +918,7 @@
           <w:color w:val="000000"/>
           <w:sz w:val="21"/>
         </w:rPr>
-        <w:t>[7] 行业标准: JB/T 8091-2014 单螺杆泵 试验方法. （黏度换算与容积效率修正的标准计算公式）</w:t>
+        <w:t>[7] 杨秀萍, 郭津津. 单螺杆泵定子橡胶的接触磨损分析[J]. 润滑与密封, 2007, 32(4): 33-35. （磨损修正）</w:t>
       </w:r>
     </w:p>
     <w:p>
@@ -918,7 +931,20 @@
           <w:color w:val="000000"/>
           <w:sz w:val="21"/>
         </w:rPr>
-        <w:t>[8] 学位论文（博士）. 螺杆泵工作特性研究及应用. （溶胀对容积效率影响章节、定子温度场有限元分析；亦列于第三部分）</w:t>
+        <w:t>[8] 行业标准: JB/T 8091-2014 单螺杆泵 试验方法. （黏度换算与容积效率修正的标准计算公式）</w:t>
+      </w:r>
+    </w:p>
+    <w:p>
+      <w:pPr>
+        <w:spacing w:after="80"/>
+        <w:ind w:left="360"/>
+      </w:pPr>
+      <w:r>
+        <w:rPr>
+          <w:color w:val="000000"/>
+          <w:sz w:val="21"/>
+        </w:rPr>
+        <w:t>[9] 学位论文（博士）. 螺杆泵工作特性研究及应用. （溶胀对容积效率影响章节、定子温度场有限元分析；亦列于第三部分）</w:t>
       </w:r>
     </w:p>
     <w:p>

--- a/docs/电潜螺杆泵运行特性模型文献清单.docx
+++ b/docs/电潜螺杆泵运行特性模型文献清单.docx
@@ -99,7 +99,7 @@
           <w:color w:val="000000"/>
           <w:sz w:val="21"/>
         </w:rPr>
-        <w:t>[2] 郑磊, 吴晓东, 韩国庆, 左翼, 范喆, 王靖惠. 全金属螺杆泵工作特性试验模拟与评价[J]. 石油机械, 2018, 46(5): 77-82. DOI: 10.16082/j.cnki.issn.1001-4578.2018.05.013 （期刊官网可查：html.rhhz.net）. 提出间隙配合方式下理论排量的修正计算式 Qt=α·A0·T·n（α 为间隙修正系数），并据此给出"按产能要求选泵规格与级数"的举升设计方法。</w:t>
+        <w:t>[2] 郑磊, 吴晓东, 韩国庆, 左翼, 范喆, 王靖惠. 全金属螺杆泵工作特性试验模拟与评价[J]. 石油机械, 2018, 46(5): 77-82. DOI: 10.16082/j.cnki.issn.1001-4578.2018.05.013 （期刊官网可查：html.rhhz.net）. 提出间隙配合方式下理论排量的修正计算式 Qt=α·A0·T·n（α 为间隙修正系数），是本研究理论排量项的直接计算依据（另有选泵级数的设计方法，属选型阶段内容，非运行评估所需）。</w:t>
       </w:r>
     </w:p>
     <w:p>
@@ -602,7 +602,7 @@
           <w:b/>
           <w:sz w:val="22"/>
         </w:rPr>
-        <w:t>中文文献（6 篇）</w:t>
+        <w:t>中文文献（5 篇）</w:t>
       </w:r>
     </w:p>
     <w:p>
@@ -675,20 +675,7 @@
           <w:color w:val="000000"/>
           <w:sz w:val="21"/>
         </w:rPr>
-        <w:t>[5] 学位论文（硕士）. 大港油田稠油区块电动潜油螺杆泵举升参数优化设计研究. （ESPCP 井筒温度场、神经网络系统效率预测——电参数与产液关系；标题来自第三方检索站点，请以知网/万方原文核实）</w:t>
-      </w:r>
-    </w:p>
-    <w:p>
-      <w:pPr>
-        <w:spacing w:after="80"/>
-        <w:ind w:left="360"/>
-      </w:pPr>
-      <w:r>
-        <w:rPr>
-          <w:color w:val="000000"/>
-          <w:sz w:val="21"/>
-        </w:rPr>
-        <w:t>[6] 学位论文（博士）. 螺杆泵工作特性研究及应用. （抽油杆柱负载扭矩试验与计算、能耗特征分析；标题来自第三方检索站点，请以知网/万方原文核实）</w:t>
+        <w:t>[5] 学位论文（博士）. 螺杆泵工作特性研究及应用. （抽油杆柱负载扭矩试验与计算、能耗特征分析；标题来自第三方检索站点，请以知网/万方原文核实）</w:t>
       </w:r>
     </w:p>
     <w:p>

--- a/docs/电潜螺杆泵运行特性模型文献清单.docx
+++ b/docs/电潜螺杆泵运行特性模型文献清单.docx
@@ -181,7 +181,7 @@
           <w:color w:val="C00000"/>
           <w:sz w:val="21"/>
         </w:rPr>
-        <w:t>[1] Zheng L., Wu X., Han G., et al. Analytical Model for the Flow in Progressing Cavity Pump with the Metallic Stator and Rotor in Clearance Fit[J]. Mathematical Problems in Engineering, 2018. DOI: 10.1155/2018/3696930 （理论排量公式 q=4eDT，即本模型 PumpGeometry 的直接出处）</w:t>
+        <w:t>[1] Zheng L., Wu X., Han G., Li H., Zuo Y., Zhou D. Analytical Model for the Flow in Progressing Cavity Pump with the Metallic Stator and Rotor in Clearance Fit[J]. Mathematical Problems in Engineering, 2018. DOI: 10.1155/2018/3696930 （理论排量公式 q=4eDT，即本模型 PumpGeometry 的直接出处）</w:t>
       </w:r>
       <w:r>
         <w:rPr>
@@ -427,7 +427,7 @@
           <w:color w:val="C00000"/>
           <w:sz w:val="21"/>
         </w:rPr>
-        <w:t>[1] Zheng L., Wu X., Han G., et al. Analytical Model for the Flow in Progressing Cavity Pump with the Metallic Stator and Rotor in Clearance Fit[J]. Mathematical Problems in Engineering, 2018. DOI: 10.1155/2018/3696930 （式(35) Q=Qt−Qs、式(36) ηv=Q/Qt，本模型主公式出处；开放获取）</w:t>
+        <w:t>[1] Zheng L., Wu X., Han G., Li H., Zuo Y., Zhou D. Analytical Model for the Flow in Progressing Cavity Pump with the Metallic Stator and Rotor in Clearance Fit[J]. Mathematical Problems in Engineering, 2018. DOI: 10.1155/2018/3696930 （式(35) Q=Qt−Qs、式(36) ηv=Q/Qt，本模型主公式出处；开放获取）</w:t>
       </w:r>
       <w:r>
         <w:rPr>

--- a/docs/电潜螺杆泵运行特性模型文献清单.docx
+++ b/docs/电潜螺杆泵运行特性模型文献清单.docx
@@ -42,7 +42,11 @@
         <w:br/>
         <w:t>④ 红色标注文献为已在数字计产模型代码（espcp_metering / espcp_all_in_one.py）中作为公式依据实际引用的文献，可信度已通过代码实现与数学自洽性验证交叉确认。</w:t>
         <w:br/>
-        <w:t>⑤ 本清单由 AI 辅助网络检索整理，属于文献线索汇总而非权威文献库，所有条目使用前均须由使用者自行核实原文。</w:t>
+        <w:t>⑤ SPE 会议论文谷歌学术收录不完整，请优先用 DOI 或 OnePetro（onepetro.org）检索，不要仅依赖谷歌学术判断论文是否存在。</w:t>
+        <w:br/>
+        <w:t>⑥ 标注"[存疑，建议转引]"的文献为年代久远、无数字化版本的历史文献（如 Moineau 1930 原始博士论文），全网无法查到全文，本领域论文均通过转引方式引用，请勿直接引用原文，按学术惯例改为转引格式或删除该条。</w:t>
+        <w:br/>
+        <w:t>⑦ 本清单由 AI 辅助网络检索整理，属于文献线索汇总而非权威文献库，所有条目使用前均须由使用者自行核实原文。</w:t>
       </w:r>
     </w:p>
     <w:p>
@@ -223,7 +227,7 @@
           <w:color w:val="000000"/>
           <w:sz w:val="21"/>
         </w:rPr>
-        <w:t>[3] Nguyen K., Nguyen T., Al-Safran E. Modeling the performance of progressive cavity pump under downhole conditions[J]. Journal of Petroleum Science and Engineering, 2020. DOI: 10.1016/j.petrol.2020.108121 式(9) Qa=理论产量−总滑失，将流量面积与导程直接代入实际产量计算，覆盖单头与多头泵。</w:t>
+        <w:t>[3] Nguyen K., Nguyen T.C., Al-Safran E. Modeling the performance of progressive cavity pump under downhole conditions[J]. Journal of Petroleum Science and Engineering, 2021, 198: 108121. DOI: 10.1016/j.petrol.2020.108121 （发表信息：网络首发 2020 年，正式卷期为 2021 年 Vol.198，按 2021 年检索更容易命中）. 式(9) Qa=理论产量−总滑失，将流量面积与导程直接代入实际产量计算，覆盖单头与多头泵。</w:t>
       </w:r>
     </w:p>
     <w:p>
@@ -236,7 +240,7 @@
           <w:color w:val="000000"/>
           <w:sz w:val="21"/>
         </w:rPr>
-        <w:t>[4] [待核实作者] Experimental and CFD modelling of a Progressive Cavity Pump using overset unstructured mesh[C]. E3S Web of Conferences, ICCHMT 2021. 综述并应用 Nguyen(2014) 泵因数模型与滑失模型联合预测产量性能，CFD 与实验误差 &lt;10%。</w:t>
+        <w:t>[4] Becerra D., Asuaje M., Zambrano A., Ratkovich N. Experimental and CFD modelling of a Progressive Cavity Pump using overset unstructured mesh[C]. E3S Web of Conferences, ICCHMT 2021, Vol. 321: 02014. DOI: 10.1051/e3sconf/202132102014 （有免费 PDF 直链，见期刊官网 e3s-conferences.org）. 综述并应用 Nguyen(2014) 泵因数模型与滑失模型联合预测产量性能，CFD 与实验误差 &lt;10%。</w:t>
       </w:r>
     </w:p>
     <w:p>
@@ -249,7 +253,7 @@
           <w:color w:val="000000"/>
           <w:sz w:val="21"/>
         </w:rPr>
-        <w:t>[5] Saveth K.J., Klein S.T. The Progressing Cavity Pump: Principle and Capabilities[C]. SPE 18873, 1989. （PCP 排量原理与产能范围的经典综述）</w:t>
+        <w:t>[5] Saveth K.J., Klein S.T. The Progressing Cavity Pump: Principle and Capabilities[C]. SPE 18873, 1989. DOI: 10.2118/18873-MS （SPE 会议论文，谷歌学术收录不完整，请到 OnePetro 或用 DOI 检索，而非谷歌学术；PCP 排量原理与产能范围的经典综述）</w:t>
       </w:r>
     </w:p>
     <w:p>
@@ -262,7 +266,7 @@
           <w:color w:val="000000"/>
           <w:sz w:val="21"/>
         </w:rPr>
-        <w:t>[6] Moineau R. A New Capsulism[D]. PhD Thesis, University of Paris, 1930. （螺杆泵原理开山之作，理论排量 q=4eDT 思想的最初来源）</w:t>
+        <w:t>[6] [存疑，建议转引] Moineau R. "Le Nouveau Capsulisme"（法文，英译 A New Capsulism）[D]. 博士学位论文, University of Paris, 1930（有文献注明 1935）. 此为 1930 年代法文手稿，未见任何数字化版本或在线全文，全网及谷歌学术均查不到，PCP 领域几乎所有引用该文献的论文本身也未接触过原文，均属"转引"。不建议直接引用原文，可参照学术惯例改为转引格式，例如："Moineau (1930), 转引自 Paladino et al. (2011)"，或直接删除该条、仅在正文用一句话说明螺杆泵由 Moineau 于 1930 年提出即可。</w:t>
       </w:r>
     </w:p>
     <w:p>

--- a/docs/电潜螺杆泵运行特性模型文献清单.docx
+++ b/docs/电潜螺杆泵运行特性模型文献清单.docx
@@ -47,6 +47,8 @@
         <w:t>⑥ 标注"[存疑，建议转引]"的文献为年代久远、无数字化版本的历史文献（如 Moineau 1930 原始博士论文），全网无法查到全文，本领域论文均通过转引方式引用，请勿直接引用原文，按学术惯例改为转引格式或删除该条。</w:t>
         <w:br/>
         <w:t>⑦ 本清单由 AI 辅助网络检索整理，属于文献线索汇总而非权威文献库，所有条目使用前均须由使用者自行核实原文。</w:t>
+        <w:br/>
+        <w:t>⑧ 每条文献末尾均附可点击链接，分两种："🔗 全文链接"为已核实的期刊官网/DOI/开放获取直链，点击可直达全文或摘要页；"🔎 检索链接"为按标题生成的谷歌学术/百度学术搜索结果页，不是直达全文，需在搜索结果中自行确认并选择可信来源（如知网/万方/期刊官网），不要直接使用搜索页里的第三方镜像站；标注"［无可用链接，需自行查证］"的条目（如 Moineau 1930）全网确无可查资源。</w:t>
       </w:r>
     </w:p>
     <w:p>
@@ -92,6 +94,19 @@
         </w:rPr>
         <w:t>[1] [待核实作者/期号] 偏心距对类椭圆形采油螺杆泵举升性能的影响[J]. 化工机械. 有限元方法计算不同偏心距 e 下的排量 q 与临界接触应力/扬程，为按产量/扬程需求反选几何参数提供依据——即"目标产量→几何参数"的反算路径。（篇名经网络检索获得，卷期号与年份需在知网/万方以篇名核实）</w:t>
       </w:r>
+      <w:r>
+        <w:t xml:space="preserve">　</w:t>
+      </w:r>
+      <w:hyperlink r:id="rId9">
+        <w:r>
+          <w:rPr>
+            <w:color w:val="0563C1"/>
+            <w:u w:val="single"/>
+            <w:sz w:val="21"/>
+          </w:rPr>
+          <w:t xml:space="preserve">🔎 检索链接（非直达全文）</w:t>
+        </w:r>
+      </w:hyperlink>
     </w:p>
     <w:p>
       <w:pPr>
@@ -105,6 +120,19 @@
         </w:rPr>
         <w:t>[2] 郑磊, 吴晓东, 韩国庆, 左翼, 范喆, 王靖惠. 全金属螺杆泵工作特性试验模拟与评价[J]. 石油机械, 2018, 46(5): 77-82. DOI: 10.16082/j.cnki.issn.1001-4578.2018.05.013 （期刊官网可查：html.rhhz.net）. 提出间隙配合方式下理论排量的修正计算式 Qt=α·A0·T·n（α 为间隙修正系数），是本研究理论排量项的直接计算依据（另有选泵级数的设计方法，属选型阶段内容，非运行评估所需）。</w:t>
       </w:r>
+      <w:r>
+        <w:t xml:space="preserve">　</w:t>
+      </w:r>
+      <w:hyperlink r:id="rId10">
+        <w:r>
+          <w:rPr>
+            <w:color w:val="0563C1"/>
+            <w:u w:val="single"/>
+            <w:sz w:val="21"/>
+          </w:rPr>
+          <w:t xml:space="preserve">🔗 全文链接</w:t>
+        </w:r>
+      </w:hyperlink>
     </w:p>
     <w:p>
       <w:pPr>
@@ -126,6 +154,19 @@
         </w:rPr>
         <w:t xml:space="preserve">　【已用于模型代码】</w:t>
       </w:r>
+      <w:r>
+        <w:t xml:space="preserve">　</w:t>
+      </w:r>
+      <w:hyperlink r:id="rId11">
+        <w:r>
+          <w:rPr>
+            <w:color w:val="0563C1"/>
+            <w:u w:val="single"/>
+            <w:sz w:val="21"/>
+          </w:rPr>
+          <w:t xml:space="preserve">🔗 全文链接</w:t>
+        </w:r>
+      </w:hyperlink>
     </w:p>
     <w:p>
       <w:pPr>
@@ -139,6 +180,19 @@
         </w:rPr>
         <w:t>[4] 钟功祥, 雷鹏燕, 祝令闯. 全金属单螺杆油泵工作性能的全参数分析[J]. 西南石油大学学报(自然科学版), 2020, 42(3): 161-169. 偏心距、导程、间隙等几何参数对排量与产量的敏感性分析。</w:t>
       </w:r>
+      <w:r>
+        <w:t xml:space="preserve">　</w:t>
+      </w:r>
+      <w:hyperlink r:id="rId12">
+        <w:r>
+          <w:rPr>
+            <w:color w:val="0563C1"/>
+            <w:u w:val="single"/>
+            <w:sz w:val="21"/>
+          </w:rPr>
+          <w:t xml:space="preserve">🔗 全文链接</w:t>
+        </w:r>
+      </w:hyperlink>
     </w:p>
     <w:p>
       <w:pPr>
@@ -152,6 +206,19 @@
         </w:rPr>
         <w:t>[5] 单螺杆泵设计及特性试验研究[J].（维普期刊收录，正规学术数据库）. 由目标流量、容积效率反算螺杆直径 D、导程 T、偏心距 e 的完整设计方法，设计实例验证。</w:t>
       </w:r>
+      <w:r>
+        <w:t xml:space="preserve">　</w:t>
+      </w:r>
+      <w:hyperlink r:id="rId13">
+        <w:r>
+          <w:rPr>
+            <w:color w:val="0563C1"/>
+            <w:u w:val="single"/>
+            <w:sz w:val="21"/>
+          </w:rPr>
+          <w:t xml:space="preserve">🔗 全文链接</w:t>
+        </w:r>
+      </w:hyperlink>
     </w:p>
     <w:p>
       <w:pPr>
@@ -165,6 +232,19 @@
         </w:rPr>
         <w:t>[6] 何存兴. 单螺杆泵设计中若干理论问题探讨[J]. 水泵技术, 1995(5): 3-10. （几何参数与排量关系的早期系统论述）</w:t>
       </w:r>
+      <w:r>
+        <w:t xml:space="preserve">　</w:t>
+      </w:r>
+      <w:hyperlink r:id="rId14">
+        <w:r>
+          <w:rPr>
+            <w:color w:val="0563C1"/>
+            <w:u w:val="single"/>
+            <w:sz w:val="21"/>
+          </w:rPr>
+          <w:t xml:space="preserve">🔎 检索链接（非直达全文）</w:t>
+        </w:r>
+      </w:hyperlink>
     </w:p>
     <w:p>
       <w:r>
@@ -195,6 +275,19 @@
         </w:rPr>
         <w:t xml:space="preserve">　【已用于模型代码】</w:t>
       </w:r>
+      <w:r>
+        <w:t xml:space="preserve">　</w:t>
+      </w:r>
+      <w:hyperlink r:id="rId15">
+        <w:r>
+          <w:rPr>
+            <w:color w:val="0563C1"/>
+            <w:u w:val="single"/>
+            <w:sz w:val="21"/>
+          </w:rPr>
+          <w:t xml:space="preserve">🔗 全文链接</w:t>
+        </w:r>
+      </w:hyperlink>
     </w:p>
     <w:p>
       <w:pPr>
@@ -216,6 +309,19 @@
         </w:rPr>
         <w:t xml:space="preserve">　【已用于模型代码】</w:t>
       </w:r>
+      <w:r>
+        <w:t xml:space="preserve">　</w:t>
+      </w:r>
+      <w:hyperlink r:id="rId16">
+        <w:r>
+          <w:rPr>
+            <w:color w:val="0563C1"/>
+            <w:u w:val="single"/>
+            <w:sz w:val="21"/>
+          </w:rPr>
+          <w:t xml:space="preserve">🔗 全文链接</w:t>
+        </w:r>
+      </w:hyperlink>
     </w:p>
     <w:p>
       <w:pPr>
@@ -229,6 +335,19 @@
         </w:rPr>
         <w:t>[3] Nguyen K., Nguyen T.C., Al-Safran E. Modeling the performance of progressive cavity pump under downhole conditions[J]. Journal of Petroleum Science and Engineering, 2021, 198: 108121. DOI: 10.1016/j.petrol.2020.108121 （发表信息：网络首发 2020 年，正式卷期为 2021 年 Vol.198，按 2021 年检索更容易命中）. 式(9) Qa=理论产量−总滑失，将流量面积与导程直接代入实际产量计算，覆盖单头与多头泵。</w:t>
       </w:r>
+      <w:r>
+        <w:t xml:space="preserve">　</w:t>
+      </w:r>
+      <w:hyperlink r:id="rId17">
+        <w:r>
+          <w:rPr>
+            <w:color w:val="0563C1"/>
+            <w:u w:val="single"/>
+            <w:sz w:val="21"/>
+          </w:rPr>
+          <w:t xml:space="preserve">🔗 全文链接</w:t>
+        </w:r>
+      </w:hyperlink>
     </w:p>
     <w:p>
       <w:pPr>
@@ -242,6 +361,19 @@
         </w:rPr>
         <w:t>[4] Becerra D., Asuaje M., Zambrano A., Ratkovich N. Experimental and CFD modelling of a Progressive Cavity Pump using overset unstructured mesh[C]. E3S Web of Conferences, ICCHMT 2021, Vol. 321: 02014. DOI: 10.1051/e3sconf/202132102014 （有免费 PDF 直链，见期刊官网 e3s-conferences.org）. 综述并应用 Nguyen(2014) 泵因数模型与滑失模型联合预测产量性能，CFD 与实验误差 &lt;10%。</w:t>
       </w:r>
+      <w:r>
+        <w:t xml:space="preserve">　</w:t>
+      </w:r>
+      <w:hyperlink r:id="rId18">
+        <w:r>
+          <w:rPr>
+            <w:color w:val="0563C1"/>
+            <w:u w:val="single"/>
+            <w:sz w:val="21"/>
+          </w:rPr>
+          <w:t xml:space="preserve">🔗 全文链接</w:t>
+        </w:r>
+      </w:hyperlink>
     </w:p>
     <w:p>
       <w:pPr>
@@ -255,6 +387,19 @@
         </w:rPr>
         <w:t>[5] Saveth K.J., Klein S.T. The Progressing Cavity Pump: Principle and Capabilities[C]. SPE 18873, 1989. DOI: 10.2118/18873-MS （SPE 会议论文，谷歌学术收录不完整，请到 OnePetro 或用 DOI 检索，而非谷歌学术；PCP 排量原理与产能范围的经典综述）</w:t>
       </w:r>
+      <w:r>
+        <w:t xml:space="preserve">　</w:t>
+      </w:r>
+      <w:hyperlink r:id="rId19">
+        <w:r>
+          <w:rPr>
+            <w:color w:val="0563C1"/>
+            <w:u w:val="single"/>
+            <w:sz w:val="21"/>
+          </w:rPr>
+          <w:t xml:space="preserve">🔗 全文链接</w:t>
+        </w:r>
+      </w:hyperlink>
     </w:p>
     <w:p>
       <w:pPr>
@@ -267,6 +412,14 @@
           <w:sz w:val="21"/>
         </w:rPr>
         <w:t>[6] [存疑，建议转引] Moineau R. "Le Nouveau Capsulisme"（法文，英译 A New Capsulism）[D]. 博士学位论文, University of Paris, 1930（有文献注明 1935）. 此为 1930 年代法文手稿，未见任何数字化版本或在线全文，全网及谷歌学术均查不到，PCP 领域几乎所有引用该文献的论文本身也未接触过原文，均属"转引"。不建议直接引用原文，可参照学术惯例改为转引格式，例如："Moineau (1930), 转引自 Paladino et al. (2011)"，或直接删除该条、仅在正文用一句话说明螺杆泵由 Moineau 于 1930 年提出即可。</w:t>
+      </w:r>
+      <w:r>
+        <w:rPr>
+          <w:i/>
+          <w:color w:val="595959"/>
+          <w:sz w:val="19"/>
+        </w:rPr>
+        <w:t xml:space="preserve">　［无可用链接，需自行查证］</w:t>
       </w:r>
     </w:p>
     <w:p>
@@ -320,6 +473,19 @@
         </w:rPr>
         <w:t xml:space="preserve">　【已用于模型代码】</w:t>
       </w:r>
+      <w:r>
+        <w:t xml:space="preserve">　</w:t>
+      </w:r>
+      <w:hyperlink r:id="rId11">
+        <w:r>
+          <w:rPr>
+            <w:color w:val="0563C1"/>
+            <w:u w:val="single"/>
+            <w:sz w:val="21"/>
+          </w:rPr>
+          <w:t xml:space="preserve">🔗 全文链接</w:t>
+        </w:r>
+      </w:hyperlink>
     </w:p>
     <w:p>
       <w:pPr>
@@ -333,6 +499,19 @@
         </w:rPr>
         <w:t>[2] 姜东, 石彦, 薛建泉, 等. 螺杆泵内部滑失与泵外漏失机理研究[J]. 石油钻采工艺, 2013, 35(4): 73-77.</w:t>
       </w:r>
+      <w:r>
+        <w:t xml:space="preserve">　</w:t>
+      </w:r>
+      <w:hyperlink r:id="rId20">
+        <w:r>
+          <w:rPr>
+            <w:color w:val="0563C1"/>
+            <w:u w:val="single"/>
+            <w:sz w:val="21"/>
+          </w:rPr>
+          <w:t xml:space="preserve">🔎 检索链接（非直达全文）</w:t>
+        </w:r>
+      </w:hyperlink>
     </w:p>
     <w:p>
       <w:pPr>
@@ -346,6 +525,19 @@
         </w:rPr>
         <w:t>[3] 操建平, 孟庆昆, 高圣平, 等. 螺杆泵漏失机理研究[J]. 机械设计与制造, 2012(4): 153-155.</w:t>
       </w:r>
+      <w:r>
+        <w:t xml:space="preserve">　</w:t>
+      </w:r>
+      <w:hyperlink r:id="rId21">
+        <w:r>
+          <w:rPr>
+            <w:color w:val="0563C1"/>
+            <w:u w:val="single"/>
+            <w:sz w:val="21"/>
+          </w:rPr>
+          <w:t xml:space="preserve">🔎 检索链接（非直达全文）</w:t>
+        </w:r>
+      </w:hyperlink>
     </w:p>
     <w:p>
       <w:pPr>
@@ -359,6 +551,19 @@
         </w:rPr>
         <w:t>[4] 陈舟圣, 刘志龙, 杨万有, 等. 全金属螺杆泵工作特性实验研究[J]. 石油钻采工艺, 2012, 34(5): 65-67.</w:t>
       </w:r>
+      <w:r>
+        <w:t xml:space="preserve">　</w:t>
+      </w:r>
+      <w:hyperlink r:id="rId22">
+        <w:r>
+          <w:rPr>
+            <w:color w:val="0563C1"/>
+            <w:u w:val="single"/>
+            <w:sz w:val="21"/>
+          </w:rPr>
+          <w:t xml:space="preserve">🔎 检索链接（非直达全文）</w:t>
+        </w:r>
+      </w:hyperlink>
     </w:p>
     <w:p>
       <w:pPr>
@@ -372,6 +577,19 @@
         </w:rPr>
         <w:t>[5] 姜东, 石白妮, 李增亮, 等. 全金属单螺杆泵工作性能的仿真与实验研究[J]. 中国石油大学学报(自然科学版), 2014, 38(6): 134-139.</w:t>
       </w:r>
+      <w:r>
+        <w:t xml:space="preserve">　</w:t>
+      </w:r>
+      <w:hyperlink r:id="rId23">
+        <w:r>
+          <w:rPr>
+            <w:color w:val="0563C1"/>
+            <w:u w:val="single"/>
+            <w:sz w:val="21"/>
+          </w:rPr>
+          <w:t xml:space="preserve">🔎 检索链接（非直达全文）</w:t>
+        </w:r>
+      </w:hyperlink>
     </w:p>
     <w:p>
       <w:pPr>
@@ -385,6 +603,19 @@
         </w:rPr>
         <w:t>[6] 姜东, 石白妮, 李增亮, 等. 金属单螺杆泵外特性的数值模拟及试验研究[J]. 石油机械, 2014, 42(4): 77-80.</w:t>
       </w:r>
+      <w:r>
+        <w:t xml:space="preserve">　</w:t>
+      </w:r>
+      <w:hyperlink r:id="rId24">
+        <w:r>
+          <w:rPr>
+            <w:color w:val="0563C1"/>
+            <w:u w:val="single"/>
+            <w:sz w:val="21"/>
+          </w:rPr>
+          <w:t xml:space="preserve">🔎 检索链接（非直达全文）</w:t>
+        </w:r>
+      </w:hyperlink>
     </w:p>
     <w:p>
       <w:pPr>
@@ -398,6 +629,19 @@
         </w:rPr>
         <w:t>[7] 姜东. 全金属螺杆泵漏失规律及配合间隙优化研究[J]. 石油机械, 2019, 47(3): 93-98. DOI: 10.160820/j.cnki.issn.1001-4578.2019.03.016（期刊官网可查：html.rhhz.net）. 有限元模拟分析漏失及接触磨损规律，按黏度优化配合间隙；5 口井现场应用平均泵效提高 15.1%，单井日增油 3.13 t——难得的现场验证数据。</w:t>
       </w:r>
+      <w:r>
+        <w:t xml:space="preserve">　</w:t>
+      </w:r>
+      <w:hyperlink r:id="rId25">
+        <w:r>
+          <w:rPr>
+            <w:color w:val="0563C1"/>
+            <w:u w:val="single"/>
+            <w:sz w:val="21"/>
+          </w:rPr>
+          <w:t xml:space="preserve">🔗 全文链接</w:t>
+        </w:r>
+      </w:hyperlink>
     </w:p>
     <w:p>
       <w:pPr>
@@ -411,6 +655,19 @@
         </w:rPr>
         <w:t>[8] 学位论文（硕士）. 螺杆泵宏观动态控制图的应用研究. （容积效率与井底流压数学模型、动态控制图；标题来自第三方检索站点，请以知网/万方原文核实）</w:t>
       </w:r>
+      <w:r>
+        <w:t xml:space="preserve">　</w:t>
+      </w:r>
+      <w:hyperlink r:id="rId26">
+        <w:r>
+          <w:rPr>
+            <w:color w:val="0563C1"/>
+            <w:u w:val="single"/>
+            <w:sz w:val="21"/>
+          </w:rPr>
+          <w:t xml:space="preserve">🔎 检索链接（非直达全文）</w:t>
+        </w:r>
+      </w:hyperlink>
     </w:p>
     <w:p>
       <w:r>
@@ -441,6 +698,19 @@
         </w:rPr>
         <w:t xml:space="preserve">　【已用于模型代码】</w:t>
       </w:r>
+      <w:r>
+        <w:t xml:space="preserve">　</w:t>
+      </w:r>
+      <w:hyperlink r:id="rId15">
+        <w:r>
+          <w:rPr>
+            <w:color w:val="0563C1"/>
+            <w:u w:val="single"/>
+            <w:sz w:val="21"/>
+          </w:rPr>
+          <w:t xml:space="preserve">🔗 全文链接</w:t>
+        </w:r>
+      </w:hyperlink>
     </w:p>
     <w:p>
       <w:pPr>
@@ -462,6 +732,19 @@
         </w:rPr>
         <w:t xml:space="preserve">　【已用于模型代码】</w:t>
       </w:r>
+      <w:r>
+        <w:t xml:space="preserve">　</w:t>
+      </w:r>
+      <w:hyperlink r:id="rId27">
+        <w:r>
+          <w:rPr>
+            <w:color w:val="0563C1"/>
+            <w:u w:val="single"/>
+            <w:sz w:val="21"/>
+          </w:rPr>
+          <w:t xml:space="preserve">🔗 全文链接</w:t>
+        </w:r>
+      </w:hyperlink>
     </w:p>
     <w:p>
       <w:pPr>
@@ -483,6 +766,19 @@
         </w:rPr>
         <w:t xml:space="preserve">　【已用于模型代码】</w:t>
       </w:r>
+      <w:r>
+        <w:t xml:space="preserve">　</w:t>
+      </w:r>
+      <w:hyperlink r:id="rId28">
+        <w:r>
+          <w:rPr>
+            <w:color w:val="0563C1"/>
+            <w:u w:val="single"/>
+            <w:sz w:val="21"/>
+          </w:rPr>
+          <w:t xml:space="preserve">🔗 全文链接</w:t>
+        </w:r>
+      </w:hyperlink>
     </w:p>
     <w:p>
       <w:pPr>
@@ -504,6 +800,19 @@
         </w:rPr>
         <w:t xml:space="preserve">　【已用于模型代码】</w:t>
       </w:r>
+      <w:r>
+        <w:t xml:space="preserve">　</w:t>
+      </w:r>
+      <w:hyperlink r:id="rId29">
+        <w:r>
+          <w:rPr>
+            <w:color w:val="0563C1"/>
+            <w:u w:val="single"/>
+            <w:sz w:val="21"/>
+          </w:rPr>
+          <w:t xml:space="preserve">🔗 全文链接</w:t>
+        </w:r>
+      </w:hyperlink>
     </w:p>
     <w:p>
       <w:pPr>
@@ -525,6 +834,19 @@
         </w:rPr>
         <w:t xml:space="preserve">　【已用于模型代码】</w:t>
       </w:r>
+      <w:r>
+        <w:t xml:space="preserve">　</w:t>
+      </w:r>
+      <w:hyperlink r:id="rId30">
+        <w:r>
+          <w:rPr>
+            <w:color w:val="0563C1"/>
+            <w:u w:val="single"/>
+            <w:sz w:val="21"/>
+          </w:rPr>
+          <w:t xml:space="preserve">🔗 全文链接</w:t>
+        </w:r>
+      </w:hyperlink>
     </w:p>
     <w:p>
       <w:pPr>
@@ -538,6 +860,19 @@
         </w:rPr>
         <w:t>[6] [待核实作者] A 3D Transient Model for the Multiphase Flow in a Progressing-Cavity Pump[J]. SPE Journal. DOI: 10.2118/178924-PA （含气两相流下的漏失与容积效率）</w:t>
       </w:r>
+      <w:r>
+        <w:t xml:space="preserve">　</w:t>
+      </w:r>
+      <w:hyperlink r:id="rId31">
+        <w:r>
+          <w:rPr>
+            <w:color w:val="0563C1"/>
+            <w:u w:val="single"/>
+            <w:sz w:val="21"/>
+          </w:rPr>
+          <w:t xml:space="preserve">🔗 全文链接</w:t>
+        </w:r>
+      </w:hyperlink>
     </w:p>
     <w:p>
       <w:pPr>
@@ -551,6 +886,19 @@
         </w:rPr>
         <w:t>[7] [待核实作者] Study on performance of progressing cavity pumps (PCPs) in different fit modes[C/J]. 2020. （过盈/间隙两种配合的容积特性统一表达；ResearchGate 免费）</w:t>
       </w:r>
+      <w:r>
+        <w:t xml:space="preserve">　</w:t>
+      </w:r>
+      <w:hyperlink r:id="rId32">
+        <w:r>
+          <w:rPr>
+            <w:color w:val="0563C1"/>
+            <w:u w:val="single"/>
+            <w:sz w:val="21"/>
+          </w:rPr>
+          <w:t xml:space="preserve">🔗 全文链接</w:t>
+        </w:r>
+      </w:hyperlink>
     </w:p>
     <w:p>
       <w:pPr>
@@ -564,6 +912,19 @@
         </w:rPr>
         <w:t>[8] Andrade S.F.A., et al. Asymptotic Model of the 3D Flow in a Progressing-Cavity Pump[J]. SPE Journal, 2011. DOI: 10.2118/142294-PA （解析-数值之间的中间路线）</w:t>
       </w:r>
+      <w:r>
+        <w:t xml:space="preserve">　</w:t>
+      </w:r>
+      <w:hyperlink r:id="rId33">
+        <w:r>
+          <w:rPr>
+            <w:color w:val="0563C1"/>
+            <w:u w:val="single"/>
+            <w:sz w:val="21"/>
+          </w:rPr>
+          <w:t xml:space="preserve">🔗 全文链接</w:t>
+        </w:r>
+      </w:hyperlink>
     </w:p>
     <w:p>
       <w:pPr>
@@ -577,6 +938,19 @@
         </w:rPr>
         <w:t>[9] Paladino E.E., et al. Computational Modeling of the Three-Dimensional Flow in a Metallic Stator Progressing Cavity Pump[C]. SPE 114110, 2008. DOI: 10.2118/114110-MS</w:t>
       </w:r>
+      <w:r>
+        <w:t xml:space="preserve">　</w:t>
+      </w:r>
+      <w:hyperlink r:id="rId34">
+        <w:r>
+          <w:rPr>
+            <w:color w:val="0563C1"/>
+            <w:u w:val="single"/>
+            <w:sz w:val="21"/>
+          </w:rPr>
+          <w:t xml:space="preserve">🔗 全文链接</w:t>
+        </w:r>
+      </w:hyperlink>
     </w:p>
     <w:p>
       <w:pPr>
@@ -629,6 +1003,19 @@
         </w:rPr>
         <w:t xml:space="preserve">　【已用于模型代码】</w:t>
       </w:r>
+      <w:r>
+        <w:t xml:space="preserve">　</w:t>
+      </w:r>
+      <w:hyperlink r:id="rId35">
+        <w:r>
+          <w:rPr>
+            <w:color w:val="0563C1"/>
+            <w:u w:val="single"/>
+            <w:sz w:val="21"/>
+          </w:rPr>
+          <w:t xml:space="preserve">🔗 全文链接</w:t>
+        </w:r>
+      </w:hyperlink>
     </w:p>
     <w:p>
       <w:pPr>
@@ -642,6 +1029,19 @@
         </w:rPr>
         <w:t>[2] 陈涛平, 王春艳, 孙兆海, 钱朝慧. 地面驱动螺杆泵抽油杆柱负载扭矩的计算[J]. 大庆石油学院学报, 2004, 28(6): 26-28. 应用环空螺旋流理论建立杆管环空压降及摩擦扭矩数学模型，现场应用负载扭矩计算平均相对误差≤2%。</w:t>
       </w:r>
+      <w:r>
+        <w:t xml:space="preserve">　</w:t>
+      </w:r>
+      <w:hyperlink r:id="rId36">
+        <w:r>
+          <w:rPr>
+            <w:color w:val="0563C1"/>
+            <w:u w:val="single"/>
+            <w:sz w:val="21"/>
+          </w:rPr>
+          <w:t xml:space="preserve">🔎 检索链接（非直达全文）</w:t>
+        </w:r>
+      </w:hyperlink>
     </w:p>
     <w:p>
       <w:pPr>
@@ -655,6 +1055,19 @@
         </w:rPr>
         <w:t>[3] 刘巨保, 罗敏, 李淑红. 地面驱动螺杆泵抽油杆柱动力学分析技术及其应用[J]. 石油学报, 2005, 26(1): 121-124.（期刊官网可查：syxb-cps.com.cn，石油学报为石油工程领域权威期刊）. 构造动力间隙元描述杆管随机碰撞，大庆油田应用井口扭矩计算相对误差 1.5%。</w:t>
       </w:r>
+      <w:r>
+        <w:t xml:space="preserve">　</w:t>
+      </w:r>
+      <w:hyperlink r:id="rId37">
+        <w:r>
+          <w:rPr>
+            <w:color w:val="0563C1"/>
+            <w:u w:val="single"/>
+            <w:sz w:val="21"/>
+          </w:rPr>
+          <w:t xml:space="preserve">🔗 全文链接</w:t>
+        </w:r>
+      </w:hyperlink>
     </w:p>
     <w:p>
       <w:pPr>
@@ -668,6 +1081,19 @@
         </w:rPr>
         <w:t>[4] 董世民, 张万胜, 王强, 柴国鸿, 苏艳玲. 地面驱动螺杆泵采油杆管偏磨机理[J]. 石油学报, 2012, 33(2): 304-309.（负载扭矩引起的杆管偏磨机理，与磨损修正模型第四部分呼应）</w:t>
       </w:r>
+      <w:r>
+        <w:t xml:space="preserve">　</w:t>
+      </w:r>
+      <w:hyperlink r:id="rId38">
+        <w:r>
+          <w:rPr>
+            <w:color w:val="0563C1"/>
+            <w:u w:val="single"/>
+            <w:sz w:val="21"/>
+          </w:rPr>
+          <w:t xml:space="preserve">🔎 检索链接（非直达全文）</w:t>
+        </w:r>
+      </w:hyperlink>
     </w:p>
     <w:p>
       <w:pPr>
@@ -681,6 +1107,19 @@
         </w:rPr>
         <w:t>[5] 学位论文（博士）. 螺杆泵工作特性研究及应用. （抽油杆柱负载扭矩试验与计算、能耗特征分析；标题来自第三方检索站点，请以知网/万方原文核实）</w:t>
       </w:r>
+      <w:r>
+        <w:t xml:space="preserve">　</w:t>
+      </w:r>
+      <w:hyperlink r:id="rId39">
+        <w:r>
+          <w:rPr>
+            <w:color w:val="0563C1"/>
+            <w:u w:val="single"/>
+            <w:sz w:val="21"/>
+          </w:rPr>
+          <w:t xml:space="preserve">🔎 检索链接（非直达全文）</w:t>
+        </w:r>
+      </w:hyperlink>
     </w:p>
     <w:p>
       <w:r>
@@ -703,6 +1142,19 @@
         </w:rPr>
         <w:t>[1] Zhou D., Yuan H. Design of Progressive Cavity Pump Wells[C]. SPE 113324, 2008. DOI: 10.2118/113324-MS （压差-转速-产量设计关系式，黏度对临界吸入压力的影响；Academia.edu 可免费获取全文）</w:t>
       </w:r>
+      <w:r>
+        <w:t xml:space="preserve">　</w:t>
+      </w:r>
+      <w:hyperlink r:id="rId40">
+        <w:r>
+          <w:rPr>
+            <w:color w:val="0563C1"/>
+            <w:u w:val="single"/>
+            <w:sz w:val="21"/>
+          </w:rPr>
+          <w:t xml:space="preserve">🔗 全文链接</w:t>
+        </w:r>
+      </w:hyperlink>
     </w:p>
     <w:p>
       <w:pPr>
@@ -716,6 +1168,19 @@
         </w:rPr>
         <w:t>[2] Samuel G.R., Saveth K.J. Optimal Design of Progressing Cavity Pumps (PCP)[J]. Journal of Energy Resources Technology, 2006, 128(4). DOI: 10.1115/1.2358142 （多头泵导程与外壳直径的最优比例关系，最大流量设计）</w:t>
       </w:r>
+      <w:r>
+        <w:t xml:space="preserve">　</w:t>
+      </w:r>
+      <w:hyperlink r:id="rId41">
+        <w:r>
+          <w:rPr>
+            <w:color w:val="0563C1"/>
+            <w:u w:val="single"/>
+            <w:sz w:val="21"/>
+          </w:rPr>
+          <w:t xml:space="preserve">🔗 全文链接</w:t>
+        </w:r>
+      </w:hyperlink>
     </w:p>
     <w:p>
       <w:pPr>
@@ -729,6 +1194,19 @@
         </w:rPr>
         <w:t>[3] [待核实作者] Complex Fluid Flow and Mechanical Modeling of Metal Progressing Cavity Pumps PCP's[C]. SPE 150419, 2012. DOI: 10.2118/150419-MS （金属泵流动+力学联合建模，应力应变与寿命预测）</w:t>
       </w:r>
+      <w:r>
+        <w:t xml:space="preserve">　</w:t>
+      </w:r>
+      <w:hyperlink r:id="rId42">
+        <w:r>
+          <w:rPr>
+            <w:color w:val="0563C1"/>
+            <w:u w:val="single"/>
+            <w:sz w:val="21"/>
+          </w:rPr>
+          <w:t xml:space="preserve">🔗 全文链接</w:t>
+        </w:r>
+      </w:hyperlink>
     </w:p>
     <w:p>
       <w:pPr>
@@ -742,6 +1220,19 @@
         </w:rPr>
         <w:t>[4] [待核实作者] Simulation of the operating characteristics of an all-metal conical screw pump[J]. Scientific Reports, 2025. DOI: 10.1038/s41598-025-28519-z （扭矩、能效随间隙与转速的变化规律；开放获取）</w:t>
       </w:r>
+      <w:r>
+        <w:t xml:space="preserve">　</w:t>
+      </w:r>
+      <w:hyperlink r:id="rId43">
+        <w:r>
+          <w:rPr>
+            <w:color w:val="0563C1"/>
+            <w:u w:val="single"/>
+            <w:sz w:val="21"/>
+          </w:rPr>
+          <w:t xml:space="preserve">🔗 全文链接</w:t>
+        </w:r>
+      </w:hyperlink>
     </w:p>
     <w:p>
       <w:pPr>
@@ -755,6 +1246,19 @@
         </w:rPr>
         <w:t>[5] [待核实作者] Study on performance of progressing cavity pumps (PCPs) in different fit modes[C/J]. 2020. （功率消耗与机械效率对比：过盈摩擦 vs 间隙漏失）</w:t>
       </w:r>
+      <w:r>
+        <w:t xml:space="preserve">　</w:t>
+      </w:r>
+      <w:hyperlink r:id="rId32">
+        <w:r>
+          <w:rPr>
+            <w:color w:val="0563C1"/>
+            <w:u w:val="single"/>
+            <w:sz w:val="21"/>
+          </w:rPr>
+          <w:t xml:space="preserve">🔗 全文链接</w:t>
+        </w:r>
+      </w:hyperlink>
     </w:p>
     <w:p>
       <w:pPr>
@@ -768,6 +1272,19 @@
         </w:rPr>
         <w:t>[6] [待核实作者] A 3D Transient Model for the Multiphase Flow in a Progressing-Cavity Pump[J]. SPE Journal. DOI: 10.2118/178924-PA （黏性损耗的精确预测，轴功率组成）</w:t>
       </w:r>
+      <w:r>
+        <w:t xml:space="preserve">　</w:t>
+      </w:r>
+      <w:hyperlink r:id="rId31">
+        <w:r>
+          <w:rPr>
+            <w:color w:val="0563C1"/>
+            <w:u w:val="single"/>
+            <w:sz w:val="21"/>
+          </w:rPr>
+          <w:t xml:space="preserve">🔗 全文链接</w:t>
+        </w:r>
+      </w:hyperlink>
     </w:p>
     <w:p>
       <w:pPr>
@@ -789,6 +1306,19 @@
         </w:rPr>
         <w:t xml:space="preserve">　【已用于模型代码】</w:t>
       </w:r>
+      <w:r>
+        <w:t xml:space="preserve">　</w:t>
+      </w:r>
+      <w:hyperlink r:id="rId44">
+        <w:r>
+          <w:rPr>
+            <w:color w:val="0563C1"/>
+            <w:u w:val="single"/>
+            <w:sz w:val="21"/>
+          </w:rPr>
+          <w:t xml:space="preserve">🔎 检索链接（非直达全文）</w:t>
+        </w:r>
+      </w:hyperlink>
     </w:p>
     <w:p>
       <w:pPr>
@@ -833,6 +1363,19 @@
         </w:rPr>
         <w:t>[1] 魏纪德, 吴文祥, 曾艳. 螺杆泵定子橡胶溶胀对容积效率的影响及对策[J]. 石油机械, 2005, 33(4): 16-18. （溶胀退化修正）</w:t>
       </w:r>
+      <w:r>
+        <w:t xml:space="preserve">　</w:t>
+      </w:r>
+      <w:hyperlink r:id="rId45">
+        <w:r>
+          <w:rPr>
+            <w:color w:val="0563C1"/>
+            <w:u w:val="single"/>
+            <w:sz w:val="21"/>
+          </w:rPr>
+          <w:t xml:space="preserve">🔎 检索链接（非直达全文）</w:t>
+        </w:r>
+      </w:hyperlink>
     </w:p>
     <w:p>
       <w:pPr>
@@ -846,6 +1389,19 @@
         </w:rPr>
         <w:t>[2] 郑磊, 吴晓东, 韩国庆, 左翼, 范喆, 王靖惠. 全金属螺杆泵工作特性试验模拟与评价[J]. 石油机械, 2018, 46(5): 77-82. DOI: 10.16082/j.cnki.issn.1001-4578.2018.05.013 （理论排量修正计算方法；容积损失与机械损失随压差/转速的相反趋势；期刊官网免费）</w:t>
       </w:r>
+      <w:r>
+        <w:t xml:space="preserve">　</w:t>
+      </w:r>
+      <w:hyperlink r:id="rId10">
+        <w:r>
+          <w:rPr>
+            <w:color w:val="0563C1"/>
+            <w:u w:val="single"/>
+            <w:sz w:val="21"/>
+          </w:rPr>
+          <w:t xml:space="preserve">🔗 全文链接</w:t>
+        </w:r>
+      </w:hyperlink>
     </w:p>
     <w:p>
       <w:pPr>
@@ -859,6 +1415,19 @@
         </w:rPr>
         <w:t>[3] 李增亮, 李昆鹏, 孙召成, 杜明超, 于然, 姜东. 全金属螺杆泵定转子配合优化及特性试验研究[J]. 石油机械, 2018, 46(2): 77-83. DOI: 10.16082/j.cnki.issn.1001-4578.2018.02.014 （温度→定转子变形→间隙变化→泵效；最佳间隙 0.1~0.3 mm；期刊官网免费）</w:t>
       </w:r>
+      <w:r>
+        <w:t xml:space="preserve">　</w:t>
+      </w:r>
+      <w:hyperlink r:id="rId46">
+        <w:r>
+          <w:rPr>
+            <w:color w:val="0563C1"/>
+            <w:u w:val="single"/>
+            <w:sz w:val="21"/>
+          </w:rPr>
+          <w:t xml:space="preserve">🔗 全文链接</w:t>
+        </w:r>
+      </w:hyperlink>
     </w:p>
     <w:p>
       <w:pPr>
@@ -872,6 +1441,19 @@
         </w:rPr>
         <w:t>[4] 姜东. 全金属螺杆泵漏失规律及配合间隙优化研究[J]. 石油机械, 2019, 47(3): 93-98. DOI: 10.160820/j.cnki.issn.1001-4578.2019.03.016 （按黏度优化配合间隙的现场应用研究；亦列于第二部分）</w:t>
       </w:r>
+      <w:r>
+        <w:t xml:space="preserve">　</w:t>
+      </w:r>
+      <w:hyperlink r:id="rId25">
+        <w:r>
+          <w:rPr>
+            <w:color w:val="0563C1"/>
+            <w:u w:val="single"/>
+            <w:sz w:val="21"/>
+          </w:rPr>
+          <w:t xml:space="preserve">🔗 全文链接</w:t>
+        </w:r>
+      </w:hyperlink>
     </w:p>
     <w:p>
       <w:pPr>
@@ -885,6 +1467,19 @@
         </w:rPr>
         <w:t>[5] 学位论文（硕士）. 螺杆泵井生产系统参数优化设计. （气体影响/漏失影响/综合影响三种容积效率公式，章节结构可作写作模板；标题来自第三方检索站点，请以知网/万方原文核实）</w:t>
       </w:r>
+      <w:r>
+        <w:t xml:space="preserve">　</w:t>
+      </w:r>
+      <w:hyperlink r:id="rId47">
+        <w:r>
+          <w:rPr>
+            <w:color w:val="0563C1"/>
+            <w:u w:val="single"/>
+            <w:sz w:val="21"/>
+          </w:rPr>
+          <w:t xml:space="preserve">🔎 检索链接（非直达全文）</w:t>
+        </w:r>
+      </w:hyperlink>
     </w:p>
     <w:p>
       <w:pPr>
@@ -898,6 +1493,19 @@
         </w:rPr>
         <w:t>[6] 钟功祥, 雷鹏燕, 祝令闯. 全金属单螺杆油泵工作性能的全参数分析[J]. 西南石油大学学报(自然科学版), 2020, 42(3): 161-169. （黏度/转速/级增压值对容积效率的影响规律）</w:t>
       </w:r>
+      <w:r>
+        <w:t xml:space="preserve">　</w:t>
+      </w:r>
+      <w:hyperlink r:id="rId12">
+        <w:r>
+          <w:rPr>
+            <w:color w:val="0563C1"/>
+            <w:u w:val="single"/>
+            <w:sz w:val="21"/>
+          </w:rPr>
+          <w:t xml:space="preserve">🔗 全文链接</w:t>
+        </w:r>
+      </w:hyperlink>
     </w:p>
     <w:p>
       <w:pPr>
@@ -911,6 +1519,19 @@
         </w:rPr>
         <w:t>[7] 杨秀萍, 郭津津. 单螺杆泵定子橡胶的接触磨损分析[J]. 润滑与密封, 2007, 32(4): 33-35. （磨损修正）</w:t>
       </w:r>
+      <w:r>
+        <w:t xml:space="preserve">　</w:t>
+      </w:r>
+      <w:hyperlink r:id="rId48">
+        <w:r>
+          <w:rPr>
+            <w:color w:val="0563C1"/>
+            <w:u w:val="single"/>
+            <w:sz w:val="21"/>
+          </w:rPr>
+          <w:t xml:space="preserve">🔎 检索链接（非直达全文）</w:t>
+        </w:r>
+      </w:hyperlink>
     </w:p>
     <w:p>
       <w:pPr>
@@ -924,6 +1545,19 @@
         </w:rPr>
         <w:t>[8] 行业标准: JB/T 8091-2014 单螺杆泵 试验方法. （黏度换算与容积效率修正的标准计算公式）</w:t>
       </w:r>
+      <w:r>
+        <w:t xml:space="preserve">　</w:t>
+      </w:r>
+      <w:hyperlink r:id="rId49">
+        <w:r>
+          <w:rPr>
+            <w:color w:val="0563C1"/>
+            <w:u w:val="single"/>
+            <w:sz w:val="21"/>
+          </w:rPr>
+          <w:t xml:space="preserve">🔎 检索链接（非直达全文）</w:t>
+        </w:r>
+      </w:hyperlink>
     </w:p>
     <w:p>
       <w:pPr>
@@ -937,6 +1571,19 @@
         </w:rPr>
         <w:t>[9] 学位论文（博士）. 螺杆泵工作特性研究及应用. （溶胀对容积效率影响章节、定子温度场有限元分析；亦列于第三部分）</w:t>
       </w:r>
+      <w:r>
+        <w:t xml:space="preserve">　</w:t>
+      </w:r>
+      <w:hyperlink r:id="rId50">
+        <w:r>
+          <w:rPr>
+            <w:color w:val="0563C1"/>
+            <w:u w:val="single"/>
+            <w:sz w:val="21"/>
+          </w:rPr>
+          <w:t xml:space="preserve">🔎 检索链接（非直达全文）</w:t>
+        </w:r>
+      </w:hyperlink>
     </w:p>
     <w:p>
       <w:r>
@@ -959,6 +1606,19 @@
         </w:rPr>
         <w:t>[1] [待核实作者] Modeling the performance of progressive cavity pump under downhole conditions[J]. Journal of Petroleum Science and Engineering, 2020. （Hooke 定律+复合圆筒理论：井下压力温度→定子变形→间隙修正→漏失修正，最贴合"修正模型"概念，推荐精读）</w:t>
       </w:r>
+      <w:r>
+        <w:t xml:space="preserve">　</w:t>
+      </w:r>
+      <w:hyperlink r:id="rId51">
+        <w:r>
+          <w:rPr>
+            <w:color w:val="0563C1"/>
+            <w:u w:val="single"/>
+            <w:sz w:val="21"/>
+          </w:rPr>
+          <w:t xml:space="preserve">🔎 检索链接（非直达全文）</w:t>
+        </w:r>
+      </w:hyperlink>
     </w:p>
     <w:p>
       <w:pPr>
@@ -972,6 +1632,19 @@
         </w:rPr>
         <w:t>[2] [待核实作者] Optimizing the Clearance Fit of a Progressive Cavity Pump for the Thermal Recovery of Petroleum Using Fluid–Structure Thermal Coupling[J]. ACS Omega, 2022. DOI: 10.1021/acsomega.2c03957 （流固热耦合计算容积效率，实验偏差&lt;5%；开放获取）</w:t>
       </w:r>
+      <w:r>
+        <w:t xml:space="preserve">　</w:t>
+      </w:r>
+      <w:hyperlink r:id="rId52">
+        <w:r>
+          <w:rPr>
+            <w:color w:val="0563C1"/>
+            <w:u w:val="single"/>
+            <w:sz w:val="21"/>
+          </w:rPr>
+          <w:t xml:space="preserve">🔗 全文链接</w:t>
+        </w:r>
+      </w:hyperlink>
     </w:p>
     <w:p>
       <w:pPr>
@@ -985,6 +1658,19 @@
         </w:rPr>
         <w:t>[3] [待核实作者] A Computational Model for Analysis of Fluid-Structure Interaction within Elastomeric Progressing Cavity Pumps[C]. SPE 165650, 2013. DOI: 10.2118/165650-MS （橡胶定子变形与流动的双向耦合）</w:t>
       </w:r>
+      <w:r>
+        <w:t xml:space="preserve">　</w:t>
+      </w:r>
+      <w:hyperlink r:id="rId53">
+        <w:r>
+          <w:rPr>
+            <w:color w:val="0563C1"/>
+            <w:u w:val="single"/>
+            <w:sz w:val="21"/>
+          </w:rPr>
+          <w:t xml:space="preserve">🔗 全文链接</w:t>
+        </w:r>
+      </w:hyperlink>
     </w:p>
     <w:p>
       <w:pPr>
@@ -1006,6 +1692,19 @@
         </w:rPr>
         <w:t xml:space="preserve">　【已用于模型代码】</w:t>
       </w:r>
+      <w:r>
+        <w:t xml:space="preserve">　</w:t>
+      </w:r>
+      <w:hyperlink r:id="rId54">
+        <w:r>
+          <w:rPr>
+            <w:color w:val="0563C1"/>
+            <w:u w:val="single"/>
+            <w:sz w:val="21"/>
+          </w:rPr>
+          <w:t xml:space="preserve">🔗 全文链接</w:t>
+        </w:r>
+      </w:hyperlink>
     </w:p>
     <w:p>
       <w:pPr>
@@ -1027,6 +1726,19 @@
         </w:rPr>
         <w:t xml:space="preserve">　【已用于模型代码】</w:t>
       </w:r>
+      <w:r>
+        <w:t xml:space="preserve">　</w:t>
+      </w:r>
+      <w:hyperlink r:id="rId55">
+        <w:r>
+          <w:rPr>
+            <w:color w:val="0563C1"/>
+            <w:u w:val="single"/>
+            <w:sz w:val="21"/>
+          </w:rPr>
+          <w:t xml:space="preserve">🔎 检索链接（非直达全文）</w:t>
+        </w:r>
+      </w:hyperlink>
     </w:p>
     <w:p>
       <w:pPr>
@@ -1040,6 +1752,19 @@
         </w:rPr>
         <w:t>[6] Woelflin W. The Viscosity of Crude-Oil Emulsions[C]. API Drilling and Production Practice, 1942. （采油工程乳状液黏度经典关系式）</w:t>
       </w:r>
+      <w:r>
+        <w:t xml:space="preserve">　</w:t>
+      </w:r>
+      <w:hyperlink r:id="rId56">
+        <w:r>
+          <w:rPr>
+            <w:color w:val="0563C1"/>
+            <w:u w:val="single"/>
+            <w:sz w:val="21"/>
+          </w:rPr>
+          <w:t xml:space="preserve">🔎 检索链接（非直达全文）</w:t>
+        </w:r>
+      </w:hyperlink>
     </w:p>
     <w:p>
       <w:pPr>
@@ -1053,6 +1778,19 @@
         </w:rPr>
         <w:t>[7] [待核实作者] A 3D Transient Model for the Multiphase Flow in a Progressing-Cavity Pump[J]. SPE Journal. DOI: 10.2118/178924-PA （含气修正依据；亦列于第二部分）</w:t>
       </w:r>
+      <w:r>
+        <w:t xml:space="preserve">　</w:t>
+      </w:r>
+      <w:hyperlink r:id="rId31">
+        <w:r>
+          <w:rPr>
+            <w:color w:val="0563C1"/>
+            <w:u w:val="single"/>
+            <w:sz w:val="21"/>
+          </w:rPr>
+          <w:t xml:space="preserve">🔗 全文链接</w:t>
+        </w:r>
+      </w:hyperlink>
     </w:p>
     <w:sectPr>
       <w:pgSz w:w="12240" w:h="15840"/>
